--- a/Capstone_Project_Status_Report.docx
+++ b/Capstone_Project_Status_Report.docx
@@ -38,7 +38,7 @@
           <w:b w:val="0"/>
           <w:sz w:val="22"/>
         </w:rPr>
-        <w:t>Full Technical Inventory of Data, Variables, Pipelines, Models, Ablation, XAI, Risk Tiers, and DSS</w:t>
+        <w:t>Full Technical Inventory with Embedded Example Graphs and Plots</w:t>
       </w:r>
       <w:r>
         <w:rPr>
@@ -130,6 +130,59 @@
     </w:p>
     <w:p>
       <w:pPr>
+        <w:jc w:val="center"/>
+      </w:pPr>
+      <w:r>
+        <w:drawing>
+          <wp:inline xmlns:a="http://schemas.openxmlformats.org/drawingml/2006/main" xmlns:pic="http://schemas.openxmlformats.org/drawingml/2006/picture">
+            <wp:extent cx="4754880" cy="3148987"/>
+            <wp:docPr id="1" name="Picture 1"/>
+            <wp:cNvGraphicFramePr>
+              <a:graphicFrameLocks noChangeAspect="1"/>
+            </wp:cNvGraphicFramePr>
+            <a:graphic>
+              <a:graphicData uri="http://schemas.openxmlformats.org/drawingml/2006/picture">
+                <pic:pic>
+                  <pic:nvPicPr>
+                    <pic:cNvPr id="0" name="class_balance.png"/>
+                    <pic:cNvPicPr/>
+                  </pic:nvPicPr>
+                  <pic:blipFill>
+                    <a:blip r:embed="rId9"/>
+                    <a:stretch>
+                      <a:fillRect/>
+                    </a:stretch>
+                  </pic:blipFill>
+                  <pic:spPr>
+                    <a:xfrm>
+                      <a:off x="0" y="0"/>
+                      <a:ext cx="4754880" cy="3148987"/>
+                    </a:xfrm>
+                    <a:prstGeom prst="rect"/>
+                  </pic:spPr>
+                </pic:pic>
+              </a:graphicData>
+            </a:graphic>
+          </wp:inline>
+        </w:drawing>
+      </w:r>
+    </w:p>
+    <w:p>
+      <w:pPr>
+        <w:spacing w:after="200"/>
+        <w:jc w:val="center"/>
+      </w:pPr>
+      <w:r>
+        <w:rPr>
+          <w:rFonts w:ascii="Calibri" w:hAnsi="Calibri" w:eastAsia="Calibri"/>
+          <w:b/>
+          <w:sz w:val="18"/>
+        </w:rPr>
+        <w:t>Figure 1. Overall continuation class balance across all 6,000 records.</w:t>
+      </w:r>
+    </w:p>
+    <w:p>
+      <w:pPr>
         <w:pStyle w:val="Heading1"/>
       </w:pPr>
       <w:r>
@@ -148,14 +201,14 @@
         <w:tblLook w:firstColumn="1" w:firstRow="1" w:lastColumn="0" w:lastRow="0" w:noHBand="0" w:noVBand="1" w:val="04A0"/>
       </w:tblPr>
       <w:tblGrid>
-        <w:gridCol w:w="3216"/>
-        <w:gridCol w:w="3216"/>
-        <w:gridCol w:w="3216"/>
+        <w:gridCol w:w="3264"/>
+        <w:gridCol w:w="3264"/>
+        <w:gridCol w:w="3264"/>
       </w:tblGrid>
       <w:tr>
         <w:tc>
           <w:tcPr>
-            <w:tcW w:type="dxa" w:w="3216"/>
+            <w:tcW w:type="dxa" w:w="3264"/>
           </w:tcPr>
           <w:p>
             <w:r/>
@@ -171,7 +224,7 @@
         </w:tc>
         <w:tc>
           <w:tcPr>
-            <w:tcW w:type="dxa" w:w="3216"/>
+            <w:tcW w:type="dxa" w:w="3264"/>
           </w:tcPr>
           <w:p>
             <w:r/>
@@ -187,7 +240,7 @@
         </w:tc>
         <w:tc>
           <w:tcPr>
-            <w:tcW w:type="dxa" w:w="3216"/>
+            <w:tcW w:type="dxa" w:w="3264"/>
           </w:tcPr>
           <w:p>
             <w:r/>
@@ -205,7 +258,7 @@
       <w:tr>
         <w:tc>
           <w:tcPr>
-            <w:tcW w:type="dxa" w:w="3216"/>
+            <w:tcW w:type="dxa" w:w="3264"/>
           </w:tcPr>
           <w:p>
             <w:r/>
@@ -221,7 +274,7 @@
         </w:tc>
         <w:tc>
           <w:tcPr>
-            <w:tcW w:type="dxa" w:w="3216"/>
+            <w:tcW w:type="dxa" w:w="3264"/>
           </w:tcPr>
           <w:p>
             <w:r/>
@@ -237,7 +290,7 @@
         </w:tc>
         <w:tc>
           <w:tcPr>
-            <w:tcW w:type="dxa" w:w="3216"/>
+            <w:tcW w:type="dxa" w:w="3264"/>
           </w:tcPr>
           <w:p>
             <w:r/>
@@ -255,7 +308,7 @@
       <w:tr>
         <w:tc>
           <w:tcPr>
-            <w:tcW w:type="dxa" w:w="3216"/>
+            <w:tcW w:type="dxa" w:w="3264"/>
           </w:tcPr>
           <w:p>
             <w:r/>
@@ -271,7 +324,7 @@
         </w:tc>
         <w:tc>
           <w:tcPr>
-            <w:tcW w:type="dxa" w:w="3216"/>
+            <w:tcW w:type="dxa" w:w="3264"/>
           </w:tcPr>
           <w:p>
             <w:r/>
@@ -287,7 +340,7 @@
         </w:tc>
         <w:tc>
           <w:tcPr>
-            <w:tcW w:type="dxa" w:w="3216"/>
+            <w:tcW w:type="dxa" w:w="3264"/>
           </w:tcPr>
           <w:p>
             <w:r/>
@@ -305,7 +358,7 @@
       <w:tr>
         <w:tc>
           <w:tcPr>
-            <w:tcW w:type="dxa" w:w="3216"/>
+            <w:tcW w:type="dxa" w:w="3264"/>
           </w:tcPr>
           <w:p>
             <w:r/>
@@ -321,7 +374,7 @@
         </w:tc>
         <w:tc>
           <w:tcPr>
-            <w:tcW w:type="dxa" w:w="3216"/>
+            <w:tcW w:type="dxa" w:w="3264"/>
           </w:tcPr>
           <w:p>
             <w:r/>
@@ -337,7 +390,7 @@
         </w:tc>
         <w:tc>
           <w:tcPr>
-            <w:tcW w:type="dxa" w:w="3216"/>
+            <w:tcW w:type="dxa" w:w="3264"/>
           </w:tcPr>
           <w:p>
             <w:r/>
@@ -355,7 +408,7 @@
       <w:tr>
         <w:tc>
           <w:tcPr>
-            <w:tcW w:type="dxa" w:w="3216"/>
+            <w:tcW w:type="dxa" w:w="3264"/>
           </w:tcPr>
           <w:p>
             <w:r/>
@@ -371,7 +424,7 @@
         </w:tc>
         <w:tc>
           <w:tcPr>
-            <w:tcW w:type="dxa" w:w="3216"/>
+            <w:tcW w:type="dxa" w:w="3264"/>
           </w:tcPr>
           <w:p>
             <w:r/>
@@ -387,7 +440,7 @@
         </w:tc>
         <w:tc>
           <w:tcPr>
-            <w:tcW w:type="dxa" w:w="3216"/>
+            <w:tcW w:type="dxa" w:w="3264"/>
           </w:tcPr>
           <w:p>
             <w:r/>
@@ -405,7 +458,7 @@
       <w:tr>
         <w:tc>
           <w:tcPr>
-            <w:tcW w:type="dxa" w:w="3216"/>
+            <w:tcW w:type="dxa" w:w="3264"/>
           </w:tcPr>
           <w:p>
             <w:r/>
@@ -421,7 +474,7 @@
         </w:tc>
         <w:tc>
           <w:tcPr>
-            <w:tcW w:type="dxa" w:w="3216"/>
+            <w:tcW w:type="dxa" w:w="3264"/>
           </w:tcPr>
           <w:p>
             <w:r/>
@@ -437,7 +490,7 @@
         </w:tc>
         <w:tc>
           <w:tcPr>
-            <w:tcW w:type="dxa" w:w="3216"/>
+            <w:tcW w:type="dxa" w:w="3264"/>
           </w:tcPr>
           <w:p>
             <w:r/>
@@ -455,7 +508,7 @@
       <w:tr>
         <w:tc>
           <w:tcPr>
-            <w:tcW w:type="dxa" w:w="3216"/>
+            <w:tcW w:type="dxa" w:w="3264"/>
           </w:tcPr>
           <w:p>
             <w:r/>
@@ -471,7 +524,7 @@
         </w:tc>
         <w:tc>
           <w:tcPr>
-            <w:tcW w:type="dxa" w:w="3216"/>
+            <w:tcW w:type="dxa" w:w="3264"/>
           </w:tcPr>
           <w:p>
             <w:r/>
@@ -487,7 +540,7 @@
         </w:tc>
         <w:tc>
           <w:tcPr>
-            <w:tcW w:type="dxa" w:w="3216"/>
+            <w:tcW w:type="dxa" w:w="3264"/>
           </w:tcPr>
           <w:p>
             <w:r/>
@@ -505,7 +558,7 @@
       <w:tr>
         <w:tc>
           <w:tcPr>
-            <w:tcW w:type="dxa" w:w="3216"/>
+            <w:tcW w:type="dxa" w:w="3264"/>
           </w:tcPr>
           <w:p>
             <w:r/>
@@ -521,7 +574,7 @@
         </w:tc>
         <w:tc>
           <w:tcPr>
-            <w:tcW w:type="dxa" w:w="3216"/>
+            <w:tcW w:type="dxa" w:w="3264"/>
           </w:tcPr>
           <w:p>
             <w:r/>
@@ -537,7 +590,7 @@
         </w:tc>
         <w:tc>
           <w:tcPr>
-            <w:tcW w:type="dxa" w:w="3216"/>
+            <w:tcW w:type="dxa" w:w="3264"/>
           </w:tcPr>
           <w:p>
             <w:r/>
@@ -555,7 +608,7 @@
       <w:tr>
         <w:tc>
           <w:tcPr>
-            <w:tcW w:type="dxa" w:w="3216"/>
+            <w:tcW w:type="dxa" w:w="3264"/>
           </w:tcPr>
           <w:p>
             <w:r/>
@@ -571,7 +624,7 @@
         </w:tc>
         <w:tc>
           <w:tcPr>
-            <w:tcW w:type="dxa" w:w="3216"/>
+            <w:tcW w:type="dxa" w:w="3264"/>
           </w:tcPr>
           <w:p>
             <w:r/>
@@ -587,7 +640,7 @@
         </w:tc>
         <w:tc>
           <w:tcPr>
-            <w:tcW w:type="dxa" w:w="3216"/>
+            <w:tcW w:type="dxa" w:w="3264"/>
           </w:tcPr>
           <w:p>
             <w:r/>
@@ -605,7 +658,7 @@
       <w:tr>
         <w:tc>
           <w:tcPr>
-            <w:tcW w:type="dxa" w:w="3216"/>
+            <w:tcW w:type="dxa" w:w="3264"/>
           </w:tcPr>
           <w:p>
             <w:r/>
@@ -621,7 +674,7 @@
         </w:tc>
         <w:tc>
           <w:tcPr>
-            <w:tcW w:type="dxa" w:w="3216"/>
+            <w:tcW w:type="dxa" w:w="3264"/>
           </w:tcPr>
           <w:p>
             <w:r/>
@@ -637,7 +690,7 @@
         </w:tc>
         <w:tc>
           <w:tcPr>
-            <w:tcW w:type="dxa" w:w="3216"/>
+            <w:tcW w:type="dxa" w:w="3264"/>
           </w:tcPr>
           <w:p>
             <w:r/>
@@ -694,9 +747,9 @@
         <w:br/>
         <w:t xml:space="preserve">  common.py                     Shared methodology API</w:t>
         <w:br/>
-        <w:t xml:space="preserve">  main.py                       Legacy LabelEncoder cleaning of all 5 periods</w:t>
+        <w:t xml:space="preserve">  main.py                       Legacy LabelEncoder cleaning</w:t>
         <w:br/>
-        <w:t xml:space="preserve">  model_comparison.py           Legacy LR vs RF on label-encoded data</w:t>
+        <w:t xml:space="preserve">  model_comparison.py           Legacy LR vs RF</w:t>
         <w:br/>
         <w:t xml:space="preserve">  05_ablation_study.py</w:t>
         <w:br/>
@@ -708,45 +761,9 @@
         <w:br/>
         <w:t xml:space="preserve">  requirements.txt</w:t>
         <w:br/>
-        <w:t xml:space="preserve">  Datasets/</w:t>
+        <w:t xml:space="preserve">  Datasets/master_6000_engineered.csv</w:t>
         <w:br/>
-        <w:t xml:space="preserve">    master_6000_engineered.csv      MODEL-COMPATIBLE 6K table (26 cols)</w:t>
-        <w:br/>
-        <w:t xml:space="preserve">    merged_all_5_datasets_clean.csv Legacy label-encoded 6K</w:t>
-        <w:br/>
-        <w:t xml:space="preserve">    *_clean.csv                     Per-period legacy cleans</w:t>
-        <w:br/>
-        <w:t xml:space="preserve">    quality_report.txt</w:t>
-        <w:br/>
-        <w:t xml:space="preserve">    Dataset_Description_Report.md</w:t>
-        <w:br/>
-        <w:t xml:space="preserve">    early LR/RF plots + CSVs</w:t>
-        <w:br/>
-        <w:t xml:space="preserve">  results_paper1/</w:t>
-        <w:br/>
-        <w:t xml:space="preserve">    xgboost_tuned_final.joblib</w:t>
-        <w:br/>
-        <w:t xml:space="preserve">    xgb_threshold_search.csv</w:t>
-        <w:br/>
-        <w:t xml:space="preserve">    paper1_model_comparison.csv</w:t>
-        <w:br/>
-        <w:t xml:space="preserve">  results_paper2/</w:t>
-        <w:br/>
-        <w:t xml:space="preserve">    gradient_boosting.joblib        DSS / ablation / XAI model</w:t>
-        <w:br/>
-        <w:t xml:space="preserve">    paper2_model_comparison.csv</w:t>
-        <w:br/>
-        <w:t xml:space="preserve">  results_ablation/</w:t>
-        <w:br/>
-        <w:t xml:space="preserve">    ablation_results.csv</w:t>
-        <w:br/>
-        <w:t xml:space="preserve">    ablation_results.png</w:t>
-        <w:br/>
-        <w:t xml:space="preserve">  results_xai/</w:t>
-        <w:br/>
-        <w:t xml:space="preserve">    shap_summary.png</w:t>
-        <w:br/>
-        <w:t xml:space="preserve">    shap_waterfall_test_5493.png</w:t>
+        <w:t xml:space="preserve">  results_paper1/, results_paper2/, results_ablation/, results_xai/</w:t>
       </w:r>
     </w:p>
     <w:p>
@@ -782,14 +799,14 @@
         <w:tblLook w:firstColumn="1" w:firstRow="1" w:lastColumn="0" w:lastRow="0" w:noHBand="0" w:noVBand="1" w:val="04A0"/>
       </w:tblPr>
       <w:tblGrid>
-        <w:gridCol w:w="3216"/>
-        <w:gridCol w:w="3216"/>
-        <w:gridCol w:w="3216"/>
+        <w:gridCol w:w="3264"/>
+        <w:gridCol w:w="3264"/>
+        <w:gridCol w:w="3264"/>
       </w:tblGrid>
       <w:tr>
         <w:tc>
           <w:tcPr>
-            <w:tcW w:type="dxa" w:w="3216"/>
+            <w:tcW w:type="dxa" w:w="3264"/>
           </w:tcPr>
           <w:p>
             <w:r/>
@@ -805,7 +822,7 @@
         </w:tc>
         <w:tc>
           <w:tcPr>
-            <w:tcW w:type="dxa" w:w="3216"/>
+            <w:tcW w:type="dxa" w:w="3264"/>
           </w:tcPr>
           <w:p>
             <w:r/>
@@ -821,7 +838,7 @@
         </w:tc>
         <w:tc>
           <w:tcPr>
-            <w:tcW w:type="dxa" w:w="3216"/>
+            <w:tcW w:type="dxa" w:w="3264"/>
           </w:tcPr>
           <w:p>
             <w:r/>
@@ -839,7 +856,7 @@
       <w:tr>
         <w:tc>
           <w:tcPr>
-            <w:tcW w:type="dxa" w:w="3216"/>
+            <w:tcW w:type="dxa" w:w="3264"/>
           </w:tcPr>
           <w:p>
             <w:r/>
@@ -855,7 +872,7 @@
         </w:tc>
         <w:tc>
           <w:tcPr>
-            <w:tcW w:type="dxa" w:w="3216"/>
+            <w:tcW w:type="dxa" w:w="3264"/>
           </w:tcPr>
           <w:p>
             <w:r/>
@@ -871,7 +888,7 @@
         </w:tc>
         <w:tc>
           <w:tcPr>
-            <w:tcW w:type="dxa" w:w="3216"/>
+            <w:tcW w:type="dxa" w:w="3264"/>
           </w:tcPr>
           <w:p>
             <w:r/>
@@ -889,7 +906,7 @@
       <w:tr>
         <w:tc>
           <w:tcPr>
-            <w:tcW w:type="dxa" w:w="3216"/>
+            <w:tcW w:type="dxa" w:w="3264"/>
           </w:tcPr>
           <w:p>
             <w:r/>
@@ -905,7 +922,7 @@
         </w:tc>
         <w:tc>
           <w:tcPr>
-            <w:tcW w:type="dxa" w:w="3216"/>
+            <w:tcW w:type="dxa" w:w="3264"/>
           </w:tcPr>
           <w:p>
             <w:r/>
@@ -921,7 +938,7 @@
         </w:tc>
         <w:tc>
           <w:tcPr>
-            <w:tcW w:type="dxa" w:w="3216"/>
+            <w:tcW w:type="dxa" w:w="3264"/>
           </w:tcPr>
           <w:p>
             <w:r/>
@@ -939,7 +956,7 @@
       <w:tr>
         <w:tc>
           <w:tcPr>
-            <w:tcW w:type="dxa" w:w="3216"/>
+            <w:tcW w:type="dxa" w:w="3264"/>
           </w:tcPr>
           <w:p>
             <w:r/>
@@ -955,7 +972,7 @@
         </w:tc>
         <w:tc>
           <w:tcPr>
-            <w:tcW w:type="dxa" w:w="3216"/>
+            <w:tcW w:type="dxa" w:w="3264"/>
           </w:tcPr>
           <w:p>
             <w:r/>
@@ -971,7 +988,7 @@
         </w:tc>
         <w:tc>
           <w:tcPr>
-            <w:tcW w:type="dxa" w:w="3216"/>
+            <w:tcW w:type="dxa" w:w="3264"/>
           </w:tcPr>
           <w:p>
             <w:r/>
@@ -989,7 +1006,7 @@
       <w:tr>
         <w:tc>
           <w:tcPr>
-            <w:tcW w:type="dxa" w:w="3216"/>
+            <w:tcW w:type="dxa" w:w="3264"/>
           </w:tcPr>
           <w:p>
             <w:r/>
@@ -1005,7 +1022,7 @@
         </w:tc>
         <w:tc>
           <w:tcPr>
-            <w:tcW w:type="dxa" w:w="3216"/>
+            <w:tcW w:type="dxa" w:w="3264"/>
           </w:tcPr>
           <w:p>
             <w:r/>
@@ -1021,7 +1038,7 @@
         </w:tc>
         <w:tc>
           <w:tcPr>
-            <w:tcW w:type="dxa" w:w="3216"/>
+            <w:tcW w:type="dxa" w:w="3264"/>
           </w:tcPr>
           <w:p>
             <w:r/>
@@ -1039,7 +1056,7 @@
       <w:tr>
         <w:tc>
           <w:tcPr>
-            <w:tcW w:type="dxa" w:w="3216"/>
+            <w:tcW w:type="dxa" w:w="3264"/>
           </w:tcPr>
           <w:p>
             <w:r/>
@@ -1055,7 +1072,7 @@
         </w:tc>
         <w:tc>
           <w:tcPr>
-            <w:tcW w:type="dxa" w:w="3216"/>
+            <w:tcW w:type="dxa" w:w="3264"/>
           </w:tcPr>
           <w:p>
             <w:r/>
@@ -1071,7 +1088,7 @@
         </w:tc>
         <w:tc>
           <w:tcPr>
-            <w:tcW w:type="dxa" w:w="3216"/>
+            <w:tcW w:type="dxa" w:w="3264"/>
           </w:tcPr>
           <w:p>
             <w:r/>
@@ -1098,7 +1115,60 @@
           <w:b w:val="0"/>
           <w:sz w:val="22"/>
         </w:rPr>
-        <w:t>Total: 6,000 students.</w:t>
+        <w:t>Total: 6,000 students. Intake date span: 2023-11-01 to 2026-06-30.</w:t>
+      </w:r>
+    </w:p>
+    <w:p>
+      <w:pPr>
+        <w:jc w:val="center"/>
+      </w:pPr>
+      <w:r>
+        <w:drawing>
+          <wp:inline xmlns:a="http://schemas.openxmlformats.org/drawingml/2006/main" xmlns:pic="http://schemas.openxmlformats.org/drawingml/2006/picture">
+            <wp:extent cx="5486400" cy="2708910"/>
+            <wp:docPr id="2" name="Picture 2"/>
+            <wp:cNvGraphicFramePr>
+              <a:graphicFrameLocks noChangeAspect="1"/>
+            </wp:cNvGraphicFramePr>
+            <a:graphic>
+              <a:graphicData uri="http://schemas.openxmlformats.org/drawingml/2006/picture">
+                <pic:pic>
+                  <pic:nvPicPr>
+                    <pic:cNvPr id="0" name="continuation_by_phase.png"/>
+                    <pic:cNvPicPr/>
+                  </pic:nvPicPr>
+                  <pic:blipFill>
+                    <a:blip r:embed="rId10"/>
+                    <a:stretch>
+                      <a:fillRect/>
+                    </a:stretch>
+                  </pic:blipFill>
+                  <pic:spPr>
+                    <a:xfrm>
+                      <a:off x="0" y="0"/>
+                      <a:ext cx="5486400" cy="2708910"/>
+                    </a:xfrm>
+                    <a:prstGeom prst="rect"/>
+                  </pic:spPr>
+                </pic:pic>
+              </a:graphicData>
+            </a:graphic>
+          </wp:inline>
+        </w:drawing>
+      </w:r>
+    </w:p>
+    <w:p>
+      <w:pPr>
+        <w:spacing w:after="200"/>
+        <w:jc w:val="center"/>
+      </w:pPr>
+      <w:r>
+        <w:rPr>
+          <w:rFonts w:ascii="Calibri" w:hAnsi="Calibri" w:eastAsia="Calibri"/>
+          <w:b/>
+          <w:sz w:val="18"/>
+        </w:rPr>
+        <w:t>Figure 2. Continuation rate by political phase. Transitional Phase 2 shows the highest continuation rate.</w:t>
       </w:r>
     </w:p>
     <w:p>
@@ -1111,33 +1181,7 @@
           <w:b/>
           <w:sz w:val="26"/>
         </w:rPr>
-        <w:t>4.2 Intake date span (engineered master)</w:t>
-      </w:r>
-    </w:p>
-    <w:p>
-      <w:pPr>
-        <w:spacing w:after="120"/>
-      </w:pPr>
-      <w:r>
-        <w:rPr>
-          <w:rFonts w:ascii="Calibri" w:hAnsi="Calibri" w:eastAsia="Calibri"/>
-          <w:b w:val="0"/>
-          <w:sz w:val="22"/>
-        </w:rPr>
-        <w:t>2023-11-01 to 2026-06-30</w:t>
-      </w:r>
-    </w:p>
-    <w:p>
-      <w:pPr>
-        <w:pStyle w:val="Heading2"/>
-      </w:pPr>
-      <w:r>
-        <w:rPr>
-          <w:rFonts w:ascii="Calibri" w:hAnsi="Calibri" w:eastAsia="Calibri"/>
-          <w:b/>
-          <w:sz w:val="26"/>
-        </w:rPr>
-        <w:t>4.3 Raw required columns (before engineering)</w:t>
+        <w:t>4.2 Raw required columns (before engineering)</w:t>
       </w:r>
     </w:p>
     <w:tbl>
@@ -1147,13 +1191,13 @@
         <w:tblLook w:firstColumn="1" w:firstRow="1" w:lastColumn="0" w:lastRow="0" w:noHBand="0" w:noVBand="1" w:val="04A0"/>
       </w:tblPr>
       <w:tblGrid>
-        <w:gridCol w:w="4824"/>
-        <w:gridCol w:w="4824"/>
+        <w:gridCol w:w="4896"/>
+        <w:gridCol w:w="4896"/>
       </w:tblGrid>
       <w:tr>
         <w:tc>
           <w:tcPr>
-            <w:tcW w:type="dxa" w:w="4824"/>
+            <w:tcW w:type="dxa" w:w="4896"/>
           </w:tcPr>
           <w:p>
             <w:r/>
@@ -1169,7 +1213,7 @@
         </w:tc>
         <w:tc>
           <w:tcPr>
-            <w:tcW w:type="dxa" w:w="4824"/>
+            <w:tcW w:type="dxa" w:w="4896"/>
           </w:tcPr>
           <w:p>
             <w:r/>
@@ -1187,7 +1231,7 @@
       <w:tr>
         <w:tc>
           <w:tcPr>
-            <w:tcW w:type="dxa" w:w="4824"/>
+            <w:tcW w:type="dxa" w:w="4896"/>
           </w:tcPr>
           <w:p>
             <w:r/>
@@ -1203,7 +1247,7 @@
         </w:tc>
         <w:tc>
           <w:tcPr>
-            <w:tcW w:type="dxa" w:w="4824"/>
+            <w:tcW w:type="dxa" w:w="4896"/>
           </w:tcPr>
           <w:p>
             <w:r/>
@@ -1221,7 +1265,7 @@
       <w:tr>
         <w:tc>
           <w:tcPr>
-            <w:tcW w:type="dxa" w:w="4824"/>
+            <w:tcW w:type="dxa" w:w="4896"/>
           </w:tcPr>
           <w:p>
             <w:r/>
@@ -1237,7 +1281,7 @@
         </w:tc>
         <w:tc>
           <w:tcPr>
-            <w:tcW w:type="dxa" w:w="4824"/>
+            <w:tcW w:type="dxa" w:w="4896"/>
           </w:tcPr>
           <w:p>
             <w:r/>
@@ -1255,7 +1299,7 @@
       <w:tr>
         <w:tc>
           <w:tcPr>
-            <w:tcW w:type="dxa" w:w="4824"/>
+            <w:tcW w:type="dxa" w:w="4896"/>
           </w:tcPr>
           <w:p>
             <w:r/>
@@ -1271,7 +1315,7 @@
         </w:tc>
         <w:tc>
           <w:tcPr>
-            <w:tcW w:type="dxa" w:w="4824"/>
+            <w:tcW w:type="dxa" w:w="4896"/>
           </w:tcPr>
           <w:p>
             <w:r/>
@@ -1289,7 +1333,7 @@
       <w:tr>
         <w:tc>
           <w:tcPr>
-            <w:tcW w:type="dxa" w:w="4824"/>
+            <w:tcW w:type="dxa" w:w="4896"/>
           </w:tcPr>
           <w:p>
             <w:r/>
@@ -1305,7 +1349,7 @@
         </w:tc>
         <w:tc>
           <w:tcPr>
-            <w:tcW w:type="dxa" w:w="4824"/>
+            <w:tcW w:type="dxa" w:w="4896"/>
           </w:tcPr>
           <w:p>
             <w:r/>
@@ -1323,7 +1367,7 @@
       <w:tr>
         <w:tc>
           <w:tcPr>
-            <w:tcW w:type="dxa" w:w="4824"/>
+            <w:tcW w:type="dxa" w:w="4896"/>
           </w:tcPr>
           <w:p>
             <w:r/>
@@ -1339,7 +1383,7 @@
         </w:tc>
         <w:tc>
           <w:tcPr>
-            <w:tcW w:type="dxa" w:w="4824"/>
+            <w:tcW w:type="dxa" w:w="4896"/>
           </w:tcPr>
           <w:p>
             <w:r/>
@@ -1357,7 +1401,7 @@
       <w:tr>
         <w:tc>
           <w:tcPr>
-            <w:tcW w:type="dxa" w:w="4824"/>
+            <w:tcW w:type="dxa" w:w="4896"/>
           </w:tcPr>
           <w:p>
             <w:r/>
@@ -1373,7 +1417,7 @@
         </w:tc>
         <w:tc>
           <w:tcPr>
-            <w:tcW w:type="dxa" w:w="4824"/>
+            <w:tcW w:type="dxa" w:w="4896"/>
           </w:tcPr>
           <w:p>
             <w:r/>
@@ -1391,7 +1435,7 @@
       <w:tr>
         <w:tc>
           <w:tcPr>
-            <w:tcW w:type="dxa" w:w="4824"/>
+            <w:tcW w:type="dxa" w:w="4896"/>
           </w:tcPr>
           <w:p>
             <w:r/>
@@ -1407,7 +1451,7 @@
         </w:tc>
         <w:tc>
           <w:tcPr>
-            <w:tcW w:type="dxa" w:w="4824"/>
+            <w:tcW w:type="dxa" w:w="4896"/>
           </w:tcPr>
           <w:p>
             <w:r/>
@@ -1425,7 +1469,7 @@
       <w:tr>
         <w:tc>
           <w:tcPr>
-            <w:tcW w:type="dxa" w:w="4824"/>
+            <w:tcW w:type="dxa" w:w="4896"/>
           </w:tcPr>
           <w:p>
             <w:r/>
@@ -1441,7 +1485,7 @@
         </w:tc>
         <w:tc>
           <w:tcPr>
-            <w:tcW w:type="dxa" w:w="4824"/>
+            <w:tcW w:type="dxa" w:w="4896"/>
           </w:tcPr>
           <w:p>
             <w:r/>
@@ -1459,7 +1503,7 @@
       <w:tr>
         <w:tc>
           <w:tcPr>
-            <w:tcW w:type="dxa" w:w="4824"/>
+            <w:tcW w:type="dxa" w:w="4896"/>
           </w:tcPr>
           <w:p>
             <w:r/>
@@ -1475,7 +1519,7 @@
         </w:tc>
         <w:tc>
           <w:tcPr>
-            <w:tcW w:type="dxa" w:w="4824"/>
+            <w:tcW w:type="dxa" w:w="4896"/>
           </w:tcPr>
           <w:p>
             <w:r/>
@@ -1493,7 +1537,7 @@
       <w:tr>
         <w:tc>
           <w:tcPr>
-            <w:tcW w:type="dxa" w:w="4824"/>
+            <w:tcW w:type="dxa" w:w="4896"/>
           </w:tcPr>
           <w:p>
             <w:r/>
@@ -1509,7 +1553,7 @@
         </w:tc>
         <w:tc>
           <w:tcPr>
-            <w:tcW w:type="dxa" w:w="4824"/>
+            <w:tcW w:type="dxa" w:w="4896"/>
           </w:tcPr>
           <w:p>
             <w:r/>
@@ -1527,7 +1571,7 @@
       <w:tr>
         <w:tc>
           <w:tcPr>
-            <w:tcW w:type="dxa" w:w="4824"/>
+            <w:tcW w:type="dxa" w:w="4896"/>
           </w:tcPr>
           <w:p>
             <w:r/>
@@ -1543,7 +1587,7 @@
         </w:tc>
         <w:tc>
           <w:tcPr>
-            <w:tcW w:type="dxa" w:w="4824"/>
+            <w:tcW w:type="dxa" w:w="4896"/>
           </w:tcPr>
           <w:p>
             <w:r/>
@@ -1561,7 +1605,7 @@
       <w:tr>
         <w:tc>
           <w:tcPr>
-            <w:tcW w:type="dxa" w:w="4824"/>
+            <w:tcW w:type="dxa" w:w="4896"/>
           </w:tcPr>
           <w:p>
             <w:r/>
@@ -1577,7 +1621,7 @@
         </w:tc>
         <w:tc>
           <w:tcPr>
-            <w:tcW w:type="dxa" w:w="4824"/>
+            <w:tcW w:type="dxa" w:w="4896"/>
           </w:tcPr>
           <w:p>
             <w:r/>
@@ -1640,14 +1684,14 @@
         <w:tblLook w:firstColumn="1" w:firstRow="1" w:lastColumn="0" w:lastRow="0" w:noHBand="0" w:noVBand="1" w:val="04A0"/>
       </w:tblPr>
       <w:tblGrid>
-        <w:gridCol w:w="3216"/>
-        <w:gridCol w:w="3216"/>
-        <w:gridCol w:w="3216"/>
+        <w:gridCol w:w="3264"/>
+        <w:gridCol w:w="3264"/>
+        <w:gridCol w:w="3264"/>
       </w:tblGrid>
       <w:tr>
         <w:tc>
           <w:tcPr>
-            <w:tcW w:type="dxa" w:w="3216"/>
+            <w:tcW w:type="dxa" w:w="3264"/>
           </w:tcPr>
           <w:p>
             <w:r/>
@@ -1663,7 +1707,7 @@
         </w:tc>
         <w:tc>
           <w:tcPr>
-            <w:tcW w:type="dxa" w:w="3216"/>
+            <w:tcW w:type="dxa" w:w="3264"/>
           </w:tcPr>
           <w:p>
             <w:r/>
@@ -1679,7 +1723,7 @@
         </w:tc>
         <w:tc>
           <w:tcPr>
-            <w:tcW w:type="dxa" w:w="3216"/>
+            <w:tcW w:type="dxa" w:w="3264"/>
           </w:tcPr>
           <w:p>
             <w:r/>
@@ -1697,7 +1741,7 @@
       <w:tr>
         <w:tc>
           <w:tcPr>
-            <w:tcW w:type="dxa" w:w="3216"/>
+            <w:tcW w:type="dxa" w:w="3264"/>
           </w:tcPr>
           <w:p>
             <w:r/>
@@ -1713,7 +1757,7 @@
         </w:tc>
         <w:tc>
           <w:tcPr>
-            <w:tcW w:type="dxa" w:w="3216"/>
+            <w:tcW w:type="dxa" w:w="3264"/>
           </w:tcPr>
           <w:p>
             <w:r/>
@@ -1729,7 +1773,7 @@
         </w:tc>
         <w:tc>
           <w:tcPr>
-            <w:tcW w:type="dxa" w:w="3216"/>
+            <w:tcW w:type="dxa" w:w="3264"/>
           </w:tcPr>
           <w:p>
             <w:r/>
@@ -1747,7 +1791,7 @@
       <w:tr>
         <w:tc>
           <w:tcPr>
-            <w:tcW w:type="dxa" w:w="3216"/>
+            <w:tcW w:type="dxa" w:w="3264"/>
           </w:tcPr>
           <w:p>
             <w:r/>
@@ -1763,7 +1807,7 @@
         </w:tc>
         <w:tc>
           <w:tcPr>
-            <w:tcW w:type="dxa" w:w="3216"/>
+            <w:tcW w:type="dxa" w:w="3264"/>
           </w:tcPr>
           <w:p>
             <w:r/>
@@ -1779,7 +1823,7 @@
         </w:tc>
         <w:tc>
           <w:tcPr>
-            <w:tcW w:type="dxa" w:w="3216"/>
+            <w:tcW w:type="dxa" w:w="3264"/>
           </w:tcPr>
           <w:p>
             <w:r/>
@@ -1797,7 +1841,7 @@
       <w:tr>
         <w:tc>
           <w:tcPr>
-            <w:tcW w:type="dxa" w:w="3216"/>
+            <w:tcW w:type="dxa" w:w="3264"/>
           </w:tcPr>
           <w:p>
             <w:r/>
@@ -1813,7 +1857,7 @@
         </w:tc>
         <w:tc>
           <w:tcPr>
-            <w:tcW w:type="dxa" w:w="3216"/>
+            <w:tcW w:type="dxa" w:w="3264"/>
           </w:tcPr>
           <w:p>
             <w:r/>
@@ -1829,7 +1873,7 @@
         </w:tc>
         <w:tc>
           <w:tcPr>
-            <w:tcW w:type="dxa" w:w="3216"/>
+            <w:tcW w:type="dxa" w:w="3264"/>
           </w:tcPr>
           <w:p>
             <w:r/>
@@ -1847,7 +1891,7 @@
       <w:tr>
         <w:tc>
           <w:tcPr>
-            <w:tcW w:type="dxa" w:w="3216"/>
+            <w:tcW w:type="dxa" w:w="3264"/>
           </w:tcPr>
           <w:p>
             <w:r/>
@@ -1863,7 +1907,7 @@
         </w:tc>
         <w:tc>
           <w:tcPr>
-            <w:tcW w:type="dxa" w:w="3216"/>
+            <w:tcW w:type="dxa" w:w="3264"/>
           </w:tcPr>
           <w:p>
             <w:r/>
@@ -1879,7 +1923,7 @@
         </w:tc>
         <w:tc>
           <w:tcPr>
-            <w:tcW w:type="dxa" w:w="3216"/>
+            <w:tcW w:type="dxa" w:w="3264"/>
           </w:tcPr>
           <w:p>
             <w:r/>
@@ -1897,7 +1941,7 @@
       <w:tr>
         <w:tc>
           <w:tcPr>
-            <w:tcW w:type="dxa" w:w="3216"/>
+            <w:tcW w:type="dxa" w:w="3264"/>
           </w:tcPr>
           <w:p>
             <w:r/>
@@ -1913,7 +1957,7 @@
         </w:tc>
         <w:tc>
           <w:tcPr>
-            <w:tcW w:type="dxa" w:w="3216"/>
+            <w:tcW w:type="dxa" w:w="3264"/>
           </w:tcPr>
           <w:p>
             <w:r/>
@@ -1929,7 +1973,7 @@
         </w:tc>
         <w:tc>
           <w:tcPr>
-            <w:tcW w:type="dxa" w:w="3216"/>
+            <w:tcW w:type="dxa" w:w="3264"/>
           </w:tcPr>
           <w:p>
             <w:r/>
@@ -1979,16 +2023,16 @@
         <w:tblLook w:firstColumn="1" w:firstRow="1" w:lastColumn="0" w:lastRow="0" w:noHBand="0" w:noVBand="1" w:val="04A0"/>
       </w:tblPr>
       <w:tblGrid>
-        <w:gridCol w:w="1930"/>
-        <w:gridCol w:w="1930"/>
-        <w:gridCol w:w="1930"/>
-        <w:gridCol w:w="1930"/>
-        <w:gridCol w:w="1930"/>
+        <w:gridCol w:w="1958"/>
+        <w:gridCol w:w="1958"/>
+        <w:gridCol w:w="1958"/>
+        <w:gridCol w:w="1958"/>
+        <w:gridCol w:w="1958"/>
       </w:tblGrid>
       <w:tr>
         <w:tc>
           <w:tcPr>
-            <w:tcW w:type="dxa" w:w="1930"/>
+            <w:tcW w:type="dxa" w:w="1958"/>
           </w:tcPr>
           <w:p>
             <w:r/>
@@ -2004,7 +2048,7 @@
         </w:tc>
         <w:tc>
           <w:tcPr>
-            <w:tcW w:type="dxa" w:w="1930"/>
+            <w:tcW w:type="dxa" w:w="1958"/>
           </w:tcPr>
           <w:p>
             <w:r/>
@@ -2020,7 +2064,7 @@
         </w:tc>
         <w:tc>
           <w:tcPr>
-            <w:tcW w:type="dxa" w:w="1930"/>
+            <w:tcW w:type="dxa" w:w="1958"/>
           </w:tcPr>
           <w:p>
             <w:r/>
@@ -2036,7 +2080,7 @@
         </w:tc>
         <w:tc>
           <w:tcPr>
-            <w:tcW w:type="dxa" w:w="1930"/>
+            <w:tcW w:type="dxa" w:w="1958"/>
           </w:tcPr>
           <w:p>
             <w:r/>
@@ -2052,7 +2096,7 @@
         </w:tc>
         <w:tc>
           <w:tcPr>
-            <w:tcW w:type="dxa" w:w="1930"/>
+            <w:tcW w:type="dxa" w:w="1958"/>
           </w:tcPr>
           <w:p>
             <w:r/>
@@ -2070,7 +2114,7 @@
       <w:tr>
         <w:tc>
           <w:tcPr>
-            <w:tcW w:type="dxa" w:w="1930"/>
+            <w:tcW w:type="dxa" w:w="1958"/>
           </w:tcPr>
           <w:p>
             <w:r/>
@@ -2086,7 +2130,7 @@
         </w:tc>
         <w:tc>
           <w:tcPr>
-            <w:tcW w:type="dxa" w:w="1930"/>
+            <w:tcW w:type="dxa" w:w="1958"/>
           </w:tcPr>
           <w:p>
             <w:r/>
@@ -2102,7 +2146,7 @@
         </w:tc>
         <w:tc>
           <w:tcPr>
-            <w:tcW w:type="dxa" w:w="1930"/>
+            <w:tcW w:type="dxa" w:w="1958"/>
           </w:tcPr>
           <w:p>
             <w:r/>
@@ -2118,7 +2162,7 @@
         </w:tc>
         <w:tc>
           <w:tcPr>
-            <w:tcW w:type="dxa" w:w="1930"/>
+            <w:tcW w:type="dxa" w:w="1958"/>
           </w:tcPr>
           <w:p>
             <w:r/>
@@ -2134,7 +2178,7 @@
         </w:tc>
         <w:tc>
           <w:tcPr>
-            <w:tcW w:type="dxa" w:w="1930"/>
+            <w:tcW w:type="dxa" w:w="1958"/>
           </w:tcPr>
           <w:p>
             <w:r/>
@@ -2152,7 +2196,7 @@
       <w:tr>
         <w:tc>
           <w:tcPr>
-            <w:tcW w:type="dxa" w:w="1930"/>
+            <w:tcW w:type="dxa" w:w="1958"/>
           </w:tcPr>
           <w:p>
             <w:r/>
@@ -2168,7 +2212,7 @@
         </w:tc>
         <w:tc>
           <w:tcPr>
-            <w:tcW w:type="dxa" w:w="1930"/>
+            <w:tcW w:type="dxa" w:w="1958"/>
           </w:tcPr>
           <w:p>
             <w:r/>
@@ -2184,7 +2228,7 @@
         </w:tc>
         <w:tc>
           <w:tcPr>
-            <w:tcW w:type="dxa" w:w="1930"/>
+            <w:tcW w:type="dxa" w:w="1958"/>
           </w:tcPr>
           <w:p>
             <w:r/>
@@ -2200,7 +2244,7 @@
         </w:tc>
         <w:tc>
           <w:tcPr>
-            <w:tcW w:type="dxa" w:w="1930"/>
+            <w:tcW w:type="dxa" w:w="1958"/>
           </w:tcPr>
           <w:p>
             <w:r/>
@@ -2216,17 +2260,17 @@
         </w:tc>
         <w:tc>
           <w:tcPr>
-            <w:tcW w:type="dxa" w:w="1930"/>
-          </w:tcPr>
-          <w:p>
-            <w:r/>
-            <w:r>
-              <w:rPr>
-                <w:rFonts w:ascii="Calibri" w:hAnsi="Calibri" w:eastAsia="Calibri"/>
-                <w:b w:val="0"/>
-                <w:sz w:val="18"/>
-              </w:rPr>
-              <w:t>23 courses (kept as string for OHE)</w:t>
+            <w:tcW w:type="dxa" w:w="1958"/>
+          </w:tcPr>
+          <w:p>
+            <w:r/>
+            <w:r>
+              <w:rPr>
+                <w:rFonts w:ascii="Calibri" w:hAnsi="Calibri" w:eastAsia="Calibri"/>
+                <w:b w:val="0"/>
+                <w:sz w:val="18"/>
+              </w:rPr>
+              <w:t>23 courses (OHE)</w:t>
             </w:r>
           </w:p>
         </w:tc>
@@ -2234,7 +2278,7 @@
       <w:tr>
         <w:tc>
           <w:tcPr>
-            <w:tcW w:type="dxa" w:w="1930"/>
+            <w:tcW w:type="dxa" w:w="1958"/>
           </w:tcPr>
           <w:p>
             <w:r/>
@@ -2250,7 +2294,7 @@
         </w:tc>
         <w:tc>
           <w:tcPr>
-            <w:tcW w:type="dxa" w:w="1930"/>
+            <w:tcW w:type="dxa" w:w="1958"/>
           </w:tcPr>
           <w:p>
             <w:r/>
@@ -2266,7 +2310,7 @@
         </w:tc>
         <w:tc>
           <w:tcPr>
-            <w:tcW w:type="dxa" w:w="1930"/>
+            <w:tcW w:type="dxa" w:w="1958"/>
           </w:tcPr>
           <w:p>
             <w:r/>
@@ -2282,7 +2326,7 @@
         </w:tc>
         <w:tc>
           <w:tcPr>
-            <w:tcW w:type="dxa" w:w="1930"/>
+            <w:tcW w:type="dxa" w:w="1958"/>
           </w:tcPr>
           <w:p>
             <w:r/>
@@ -2298,17 +2342,17 @@
         </w:tc>
         <w:tc>
           <w:tcPr>
-            <w:tcW w:type="dxa" w:w="1930"/>
-          </w:tcPr>
-          <w:p>
-            <w:r/>
-            <w:r>
-              <w:rPr>
-                <w:rFonts w:ascii="Calibri" w:hAnsi="Calibri" w:eastAsia="Calibri"/>
-                <w:b w:val="0"/>
-                <w:sz w:val="18"/>
-              </w:rPr>
-              <w:t>AU, CA, DE, IE, MY, NZ, UK, USA</w:t>
+            <w:tcW w:type="dxa" w:w="1958"/>
+          </w:tcPr>
+          <w:p>
+            <w:r/>
+            <w:r>
+              <w:rPr>
+                <w:rFonts w:ascii="Calibri" w:hAnsi="Calibri" w:eastAsia="Calibri"/>
+                <w:b w:val="0"/>
+                <w:sz w:val="18"/>
+              </w:rPr>
+              <w:t>8 countries</w:t>
             </w:r>
           </w:p>
         </w:tc>
@@ -2316,7 +2360,7 @@
       <w:tr>
         <w:tc>
           <w:tcPr>
-            <w:tcW w:type="dxa" w:w="1930"/>
+            <w:tcW w:type="dxa" w:w="1958"/>
           </w:tcPr>
           <w:p>
             <w:r/>
@@ -2332,7 +2376,7 @@
         </w:tc>
         <w:tc>
           <w:tcPr>
-            <w:tcW w:type="dxa" w:w="1930"/>
+            <w:tcW w:type="dxa" w:w="1958"/>
           </w:tcPr>
           <w:p>
             <w:r/>
@@ -2348,7 +2392,7 @@
         </w:tc>
         <w:tc>
           <w:tcPr>
-            <w:tcW w:type="dxa" w:w="1930"/>
+            <w:tcW w:type="dxa" w:w="1958"/>
           </w:tcPr>
           <w:p>
             <w:r/>
@@ -2364,7 +2408,7 @@
         </w:tc>
         <w:tc>
           <w:tcPr>
-            <w:tcW w:type="dxa" w:w="1930"/>
+            <w:tcW w:type="dxa" w:w="1958"/>
           </w:tcPr>
           <w:p>
             <w:r/>
@@ -2380,7 +2424,7 @@
         </w:tc>
         <w:tc>
           <w:tcPr>
-            <w:tcW w:type="dxa" w:w="1930"/>
+            <w:tcW w:type="dxa" w:w="1958"/>
           </w:tcPr>
           <w:p>
             <w:r/>
@@ -2398,7 +2442,7 @@
       <w:tr>
         <w:tc>
           <w:tcPr>
-            <w:tcW w:type="dxa" w:w="1930"/>
+            <w:tcW w:type="dxa" w:w="1958"/>
           </w:tcPr>
           <w:p>
             <w:r/>
@@ -2414,7 +2458,7 @@
         </w:tc>
         <w:tc>
           <w:tcPr>
-            <w:tcW w:type="dxa" w:w="1930"/>
+            <w:tcW w:type="dxa" w:w="1958"/>
           </w:tcPr>
           <w:p>
             <w:r/>
@@ -2430,7 +2474,7 @@
         </w:tc>
         <w:tc>
           <w:tcPr>
-            <w:tcW w:type="dxa" w:w="1930"/>
+            <w:tcW w:type="dxa" w:w="1958"/>
           </w:tcPr>
           <w:p>
             <w:r/>
@@ -2446,7 +2490,7 @@
         </w:tc>
         <w:tc>
           <w:tcPr>
-            <w:tcW w:type="dxa" w:w="1930"/>
+            <w:tcW w:type="dxa" w:w="1958"/>
           </w:tcPr>
           <w:p>
             <w:r/>
@@ -2462,17 +2506,17 @@
         </w:tc>
         <w:tc>
           <w:tcPr>
-            <w:tcW w:type="dxa" w:w="1930"/>
-          </w:tcPr>
-          <w:p>
-            <w:r/>
-            <w:r>
-              <w:rPr>
-                <w:rFonts w:ascii="Calibri" w:hAnsi="Calibri" w:eastAsia="Calibri"/>
-                <w:b w:val="0"/>
-                <w:sz w:val="18"/>
-              </w:rPr>
-              <w:t>Below 10k / 10-15K / 16-20K</w:t>
+            <w:tcW w:type="dxa" w:w="1958"/>
+          </w:tcPr>
+          <w:p>
+            <w:r/>
+            <w:r>
+              <w:rPr>
+                <w:rFonts w:ascii="Calibri" w:hAnsi="Calibri" w:eastAsia="Calibri"/>
+                <w:b w:val="0"/>
+                <w:sz w:val="18"/>
+              </w:rPr>
+              <w:t>3 budget bands</w:t>
             </w:r>
           </w:p>
         </w:tc>
@@ -2480,7 +2524,7 @@
       <w:tr>
         <w:tc>
           <w:tcPr>
-            <w:tcW w:type="dxa" w:w="1930"/>
+            <w:tcW w:type="dxa" w:w="1958"/>
           </w:tcPr>
           <w:p>
             <w:r/>
@@ -2496,7 +2540,7 @@
         </w:tc>
         <w:tc>
           <w:tcPr>
-            <w:tcW w:type="dxa" w:w="1930"/>
+            <w:tcW w:type="dxa" w:w="1958"/>
           </w:tcPr>
           <w:p>
             <w:r/>
@@ -2512,7 +2556,7 @@
         </w:tc>
         <w:tc>
           <w:tcPr>
-            <w:tcW w:type="dxa" w:w="1930"/>
+            <w:tcW w:type="dxa" w:w="1958"/>
           </w:tcPr>
           <w:p>
             <w:r/>
@@ -2528,7 +2572,7 @@
         </w:tc>
         <w:tc>
           <w:tcPr>
-            <w:tcW w:type="dxa" w:w="1930"/>
+            <w:tcW w:type="dxa" w:w="1958"/>
           </w:tcPr>
           <w:p>
             <w:r/>
@@ -2544,7 +2588,7 @@
         </w:tc>
         <w:tc>
           <w:tcPr>
-            <w:tcW w:type="dxa" w:w="1930"/>
+            <w:tcW w:type="dxa" w:w="1958"/>
           </w:tcPr>
           <w:p>
             <w:r/>
@@ -2562,7 +2606,7 @@
       <w:tr>
         <w:tc>
           <w:tcPr>
-            <w:tcW w:type="dxa" w:w="1930"/>
+            <w:tcW w:type="dxa" w:w="1958"/>
           </w:tcPr>
           <w:p>
             <w:r/>
@@ -2578,7 +2622,7 @@
         </w:tc>
         <w:tc>
           <w:tcPr>
-            <w:tcW w:type="dxa" w:w="1930"/>
+            <w:tcW w:type="dxa" w:w="1958"/>
           </w:tcPr>
           <w:p>
             <w:r/>
@@ -2594,7 +2638,7 @@
         </w:tc>
         <w:tc>
           <w:tcPr>
-            <w:tcW w:type="dxa" w:w="1930"/>
+            <w:tcW w:type="dxa" w:w="1958"/>
           </w:tcPr>
           <w:p>
             <w:r/>
@@ -2610,23 +2654,23 @@
         </w:tc>
         <w:tc>
           <w:tcPr>
-            <w:tcW w:type="dxa" w:w="1930"/>
-          </w:tcPr>
-          <w:p>
-            <w:r/>
-            <w:r>
-              <w:rPr>
-                <w:rFonts w:ascii="Calibri" w:hAnsi="Calibri" w:eastAsia="Calibri"/>
-                <w:b w:val="0"/>
-                <w:sz w:val="18"/>
-              </w:rPr>
-              <w:t>Forced to project period label</w:t>
-            </w:r>
-          </w:p>
-        </w:tc>
-        <w:tc>
-          <w:tcPr>
-            <w:tcW w:type="dxa" w:w="1930"/>
+            <w:tcW w:type="dxa" w:w="1958"/>
+          </w:tcPr>
+          <w:p>
+            <w:r/>
+            <w:r>
+              <w:rPr>
+                <w:rFonts w:ascii="Calibri" w:hAnsi="Calibri" w:eastAsia="Calibri"/>
+                <w:b w:val="0"/>
+                <w:sz w:val="18"/>
+              </w:rPr>
+              <w:t>Period label</w:t>
+            </w:r>
+          </w:p>
+        </w:tc>
+        <w:tc>
+          <w:tcPr>
+            <w:tcW w:type="dxa" w:w="1958"/>
           </w:tcPr>
           <w:p>
             <w:r/>
@@ -2644,7 +2688,7 @@
       <w:tr>
         <w:tc>
           <w:tcPr>
-            <w:tcW w:type="dxa" w:w="1930"/>
+            <w:tcW w:type="dxa" w:w="1958"/>
           </w:tcPr>
           <w:p>
             <w:r/>
@@ -2660,7 +2704,7 @@
         </w:tc>
         <w:tc>
           <w:tcPr>
-            <w:tcW w:type="dxa" w:w="1930"/>
+            <w:tcW w:type="dxa" w:w="1958"/>
           </w:tcPr>
           <w:p>
             <w:r/>
@@ -2676,7 +2720,7 @@
         </w:tc>
         <w:tc>
           <w:tcPr>
-            <w:tcW w:type="dxa" w:w="1930"/>
+            <w:tcW w:type="dxa" w:w="1958"/>
           </w:tcPr>
           <w:p>
             <w:r/>
@@ -2692,33 +2736,33 @@
         </w:tc>
         <w:tc>
           <w:tcPr>
-            <w:tcW w:type="dxa" w:w="1930"/>
-          </w:tcPr>
-          <w:p>
-            <w:r/>
-            <w:r>
-              <w:rPr>
-                <w:rFonts w:ascii="Calibri" w:hAnsi="Calibri" w:eastAsia="Calibri"/>
-                <w:b w:val="0"/>
-                <w:sz w:val="18"/>
-              </w:rPr>
-              <w:t>Raw ordinal label</w:t>
-            </w:r>
-          </w:p>
-        </w:tc>
-        <w:tc>
-          <w:tcPr>
-            <w:tcW w:type="dxa" w:w="1930"/>
-          </w:tcPr>
-          <w:p>
-            <w:r/>
-            <w:r>
-              <w:rPr>
-                <w:rFonts w:ascii="Calibri" w:hAnsi="Calibri" w:eastAsia="Calibri"/>
-                <w:b w:val="0"/>
-                <w:sz w:val="18"/>
-              </w:rPr>
-              <w:t>Low / Medium / High</w:t>
+            <w:tcW w:type="dxa" w:w="1958"/>
+          </w:tcPr>
+          <w:p>
+            <w:r/>
+            <w:r>
+              <w:rPr>
+                <w:rFonts w:ascii="Calibri" w:hAnsi="Calibri" w:eastAsia="Calibri"/>
+                <w:b w:val="0"/>
+                <w:sz w:val="18"/>
+              </w:rPr>
+              <w:t>Ordinal label</w:t>
+            </w:r>
+          </w:p>
+        </w:tc>
+        <w:tc>
+          <w:tcPr>
+            <w:tcW w:type="dxa" w:w="1958"/>
+          </w:tcPr>
+          <w:p>
+            <w:r/>
+            <w:r>
+              <w:rPr>
+                <w:rFonts w:ascii="Calibri" w:hAnsi="Calibri" w:eastAsia="Calibri"/>
+                <w:b w:val="0"/>
+                <w:sz w:val="18"/>
+              </w:rPr>
+              <w:t>Low/Med/High</w:t>
             </w:r>
           </w:p>
         </w:tc>
@@ -2726,7 +2770,7 @@
       <w:tr>
         <w:tc>
           <w:tcPr>
-            <w:tcW w:type="dxa" w:w="1930"/>
+            <w:tcW w:type="dxa" w:w="1958"/>
           </w:tcPr>
           <w:p>
             <w:r/>
@@ -2742,7 +2786,7 @@
         </w:tc>
         <w:tc>
           <w:tcPr>
-            <w:tcW w:type="dxa" w:w="1930"/>
+            <w:tcW w:type="dxa" w:w="1958"/>
           </w:tcPr>
           <w:p>
             <w:r/>
@@ -2758,7 +2802,7 @@
         </w:tc>
         <w:tc>
           <w:tcPr>
-            <w:tcW w:type="dxa" w:w="1930"/>
+            <w:tcW w:type="dxa" w:w="1958"/>
           </w:tcPr>
           <w:p>
             <w:r/>
@@ -2774,33 +2818,33 @@
         </w:tc>
         <w:tc>
           <w:tcPr>
-            <w:tcW w:type="dxa" w:w="1930"/>
-          </w:tcPr>
-          <w:p>
-            <w:r/>
-            <w:r>
-              <w:rPr>
-                <w:rFonts w:ascii="Calibri" w:hAnsi="Calibri" w:eastAsia="Calibri"/>
-                <w:b w:val="0"/>
-                <w:sz w:val="18"/>
-              </w:rPr>
-              <w:t>Raw ordinal label</w:t>
-            </w:r>
-          </w:p>
-        </w:tc>
-        <w:tc>
-          <w:tcPr>
-            <w:tcW w:type="dxa" w:w="1930"/>
-          </w:tcPr>
-          <w:p>
-            <w:r/>
-            <w:r>
-              <w:rPr>
-                <w:rFonts w:ascii="Calibri" w:hAnsi="Calibri" w:eastAsia="Calibri"/>
-                <w:b w:val="0"/>
-                <w:sz w:val="18"/>
-              </w:rPr>
-              <w:t>Low / Medium / High</w:t>
+            <w:tcW w:type="dxa" w:w="1958"/>
+          </w:tcPr>
+          <w:p>
+            <w:r/>
+            <w:r>
+              <w:rPr>
+                <w:rFonts w:ascii="Calibri" w:hAnsi="Calibri" w:eastAsia="Calibri"/>
+                <w:b w:val="0"/>
+                <w:sz w:val="18"/>
+              </w:rPr>
+              <w:t>Ordinal label</w:t>
+            </w:r>
+          </w:p>
+        </w:tc>
+        <w:tc>
+          <w:tcPr>
+            <w:tcW w:type="dxa" w:w="1958"/>
+          </w:tcPr>
+          <w:p>
+            <w:r/>
+            <w:r>
+              <w:rPr>
+                <w:rFonts w:ascii="Calibri" w:hAnsi="Calibri" w:eastAsia="Calibri"/>
+                <w:b w:val="0"/>
+                <w:sz w:val="18"/>
+              </w:rPr>
+              <w:t>Low/Med/High</w:t>
             </w:r>
           </w:p>
         </w:tc>
@@ -2808,7 +2852,7 @@
       <w:tr>
         <w:tc>
           <w:tcPr>
-            <w:tcW w:type="dxa" w:w="1930"/>
+            <w:tcW w:type="dxa" w:w="1958"/>
           </w:tcPr>
           <w:p>
             <w:r/>
@@ -2824,7 +2868,7 @@
         </w:tc>
         <w:tc>
           <w:tcPr>
-            <w:tcW w:type="dxa" w:w="1930"/>
+            <w:tcW w:type="dxa" w:w="1958"/>
           </w:tcPr>
           <w:p>
             <w:r/>
@@ -2840,7 +2884,7 @@
         </w:tc>
         <w:tc>
           <w:tcPr>
-            <w:tcW w:type="dxa" w:w="1930"/>
+            <w:tcW w:type="dxa" w:w="1958"/>
           </w:tcPr>
           <w:p>
             <w:r/>
@@ -2856,7 +2900,7 @@
         </w:tc>
         <w:tc>
           <w:tcPr>
-            <w:tcW w:type="dxa" w:w="1930"/>
+            <w:tcW w:type="dxa" w:w="1958"/>
           </w:tcPr>
           <w:p>
             <w:r/>
@@ -2872,7 +2916,7 @@
         </w:tc>
         <w:tc>
           <w:tcPr>
-            <w:tcW w:type="dxa" w:w="1930"/>
+            <w:tcW w:type="dxa" w:w="1958"/>
           </w:tcPr>
           <w:p>
             <w:r/>
@@ -2890,7 +2934,7 @@
       <w:tr>
         <w:tc>
           <w:tcPr>
-            <w:tcW w:type="dxa" w:w="1930"/>
+            <w:tcW w:type="dxa" w:w="1958"/>
           </w:tcPr>
           <w:p>
             <w:r/>
@@ -2906,7 +2950,7 @@
         </w:tc>
         <w:tc>
           <w:tcPr>
-            <w:tcW w:type="dxa" w:w="1930"/>
+            <w:tcW w:type="dxa" w:w="1958"/>
           </w:tcPr>
           <w:p>
             <w:r/>
@@ -2922,7 +2966,7 @@
         </w:tc>
         <w:tc>
           <w:tcPr>
-            <w:tcW w:type="dxa" w:w="1930"/>
+            <w:tcW w:type="dxa" w:w="1958"/>
           </w:tcPr>
           <w:p>
             <w:r/>
@@ -2938,7 +2982,7 @@
         </w:tc>
         <w:tc>
           <w:tcPr>
-            <w:tcW w:type="dxa" w:w="1930"/>
+            <w:tcW w:type="dxa" w:w="1958"/>
           </w:tcPr>
           <w:p>
             <w:r/>
@@ -2954,7 +2998,7 @@
         </w:tc>
         <w:tc>
           <w:tcPr>
-            <w:tcW w:type="dxa" w:w="1930"/>
+            <w:tcW w:type="dxa" w:w="1958"/>
           </w:tcPr>
           <w:p>
             <w:r/>
@@ -2972,7 +3016,7 @@
       <w:tr>
         <w:tc>
           <w:tcPr>
-            <w:tcW w:type="dxa" w:w="1930"/>
+            <w:tcW w:type="dxa" w:w="1958"/>
           </w:tcPr>
           <w:p>
             <w:r/>
@@ -2988,7 +3032,7 @@
         </w:tc>
         <w:tc>
           <w:tcPr>
-            <w:tcW w:type="dxa" w:w="1930"/>
+            <w:tcW w:type="dxa" w:w="1958"/>
           </w:tcPr>
           <w:p>
             <w:r/>
@@ -3004,7 +3048,7 @@
         </w:tc>
         <w:tc>
           <w:tcPr>
-            <w:tcW w:type="dxa" w:w="1930"/>
+            <w:tcW w:type="dxa" w:w="1958"/>
           </w:tcPr>
           <w:p>
             <w:r/>
@@ -3020,7 +3064,7 @@
         </w:tc>
         <w:tc>
           <w:tcPr>
-            <w:tcW w:type="dxa" w:w="1930"/>
+            <w:tcW w:type="dxa" w:w="1958"/>
           </w:tcPr>
           <w:p>
             <w:r/>
@@ -3036,17 +3080,17 @@
         </w:tc>
         <w:tc>
           <w:tcPr>
-            <w:tcW w:type="dxa" w:w="1930"/>
-          </w:tcPr>
-          <w:p>
-            <w:r/>
-            <w:r>
-              <w:rPr>
-                <w:rFonts w:ascii="Calibri" w:hAnsi="Calibri" w:eastAsia="Calibri"/>
-                <w:b w:val="0"/>
-                <w:sz w:val="18"/>
-              </w:rPr>
-              <w:t>((month % 12) // 3) + 1 -&gt; Dec-Feb=1, Mar-May=2, Jun-Aug=3, Sep-Nov=4</w:t>
+            <w:tcW w:type="dxa" w:w="1958"/>
+          </w:tcPr>
+          <w:p>
+            <w:r/>
+            <w:r>
+              <w:rPr>
+                <w:rFonts w:ascii="Calibri" w:hAnsi="Calibri" w:eastAsia="Calibri"/>
+                <w:b w:val="0"/>
+                <w:sz w:val="18"/>
+              </w:rPr>
+              <w:t>((month % 12)//3)+1 Dec-Feb=1 ... Sep-Nov=4</w:t>
             </w:r>
           </w:p>
         </w:tc>
@@ -3054,7 +3098,7 @@
       <w:tr>
         <w:tc>
           <w:tcPr>
-            <w:tcW w:type="dxa" w:w="1930"/>
+            <w:tcW w:type="dxa" w:w="1958"/>
           </w:tcPr>
           <w:p>
             <w:r/>
@@ -3070,7 +3114,7 @@
         </w:tc>
         <w:tc>
           <w:tcPr>
-            <w:tcW w:type="dxa" w:w="1930"/>
+            <w:tcW w:type="dxa" w:w="1958"/>
           </w:tcPr>
           <w:p>
             <w:r/>
@@ -3086,7 +3130,7 @@
         </w:tc>
         <w:tc>
           <w:tcPr>
-            <w:tcW w:type="dxa" w:w="1930"/>
+            <w:tcW w:type="dxa" w:w="1958"/>
           </w:tcPr>
           <w:p>
             <w:r/>
@@ -3102,33 +3146,33 @@
         </w:tc>
         <w:tc>
           <w:tcPr>
-            <w:tcW w:type="dxa" w:w="1930"/>
-          </w:tcPr>
-          <w:p>
-            <w:r/>
-            <w:r>
-              <w:rPr>
-                <w:rFonts w:ascii="Calibri" w:hAnsi="Calibri" w:eastAsia="Calibri"/>
-                <w:b w:val="0"/>
-                <w:sz w:val="18"/>
-              </w:rPr>
-              <w:t>(date - earliest_date).days</w:t>
-            </w:r>
-          </w:p>
-        </w:tc>
-        <w:tc>
-          <w:tcPr>
-            <w:tcW w:type="dxa" w:w="1930"/>
-          </w:tcPr>
-          <w:p>
-            <w:r/>
-            <w:r>
-              <w:rPr>
-                <w:rFonts w:ascii="Calibri" w:hAnsi="Calibri" w:eastAsia="Calibri"/>
-                <w:b w:val="0"/>
-                <w:sz w:val="18"/>
-              </w:rPr>
-              <w:t>earliest = 2023-11-01</w:t>
+            <w:tcW w:type="dxa" w:w="1958"/>
+          </w:tcPr>
+          <w:p>
+            <w:r/>
+            <w:r>
+              <w:rPr>
+                <w:rFonts w:ascii="Calibri" w:hAnsi="Calibri" w:eastAsia="Calibri"/>
+                <w:b w:val="0"/>
+                <w:sz w:val="18"/>
+              </w:rPr>
+              <w:t>(date-earliest).days</w:t>
+            </w:r>
+          </w:p>
+        </w:tc>
+        <w:tc>
+          <w:tcPr>
+            <w:tcW w:type="dxa" w:w="1958"/>
+          </w:tcPr>
+          <w:p>
+            <w:r/>
+            <w:r>
+              <w:rPr>
+                <w:rFonts w:ascii="Calibri" w:hAnsi="Calibri" w:eastAsia="Calibri"/>
+                <w:b w:val="0"/>
+                <w:sz w:val="18"/>
+              </w:rPr>
+              <w:t>earliest=2023-11-01</w:t>
             </w:r>
           </w:p>
         </w:tc>
@@ -3136,7 +3180,7 @@
       <w:tr>
         <w:tc>
           <w:tcPr>
-            <w:tcW w:type="dxa" w:w="1930"/>
+            <w:tcW w:type="dxa" w:w="1958"/>
           </w:tcPr>
           <w:p>
             <w:r/>
@@ -3152,7 +3196,7 @@
         </w:tc>
         <w:tc>
           <w:tcPr>
-            <w:tcW w:type="dxa" w:w="1930"/>
+            <w:tcW w:type="dxa" w:w="1958"/>
           </w:tcPr>
           <w:p>
             <w:r/>
@@ -3168,7 +3212,7 @@
         </w:tc>
         <w:tc>
           <w:tcPr>
-            <w:tcW w:type="dxa" w:w="1930"/>
+            <w:tcW w:type="dxa" w:w="1958"/>
           </w:tcPr>
           <w:p>
             <w:r/>
@@ -3184,7 +3228,7 @@
         </w:tc>
         <w:tc>
           <w:tcPr>
-            <w:tcW w:type="dxa" w:w="1930"/>
+            <w:tcW w:type="dxa" w:w="1958"/>
           </w:tcPr>
           <w:p>
             <w:r/>
@@ -3200,17 +3244,17 @@
         </w:tc>
         <w:tc>
           <w:tcPr>
-            <w:tcW w:type="dxa" w:w="1930"/>
-          </w:tcPr>
-          <w:p>
-            <w:r/>
-            <w:r>
-              <w:rPr>
-                <w:rFonts w:ascii="Calibri" w:hAnsi="Calibri" w:eastAsia="Calibri"/>
-                <w:b w:val="0"/>
-                <w:sz w:val="18"/>
-              </w:rPr>
-              <w:t>Below 10k-&gt;8000; 10-15K-&gt;12500; 16-20K-&gt;18000</w:t>
+            <w:tcW w:type="dxa" w:w="1958"/>
+          </w:tcPr>
+          <w:p>
+            <w:r/>
+            <w:r>
+              <w:rPr>
+                <w:rFonts w:ascii="Calibri" w:hAnsi="Calibri" w:eastAsia="Calibri"/>
+                <w:b w:val="0"/>
+                <w:sz w:val="18"/>
+              </w:rPr>
+              <w:t>8000 / 12500 / 18000</w:t>
             </w:r>
           </w:p>
         </w:tc>
@@ -3218,7 +3262,7 @@
       <w:tr>
         <w:tc>
           <w:tcPr>
-            <w:tcW w:type="dxa" w:w="1930"/>
+            <w:tcW w:type="dxa" w:w="1958"/>
           </w:tcPr>
           <w:p>
             <w:r/>
@@ -3234,7 +3278,7 @@
         </w:tc>
         <w:tc>
           <w:tcPr>
-            <w:tcW w:type="dxa" w:w="1930"/>
+            <w:tcW w:type="dxa" w:w="1958"/>
           </w:tcPr>
           <w:p>
             <w:r/>
@@ -3250,7 +3294,7 @@
         </w:tc>
         <w:tc>
           <w:tcPr>
-            <w:tcW w:type="dxa" w:w="1930"/>
+            <w:tcW w:type="dxa" w:w="1958"/>
           </w:tcPr>
           <w:p>
             <w:r/>
@@ -3266,23 +3310,23 @@
         </w:tc>
         <w:tc>
           <w:tcPr>
-            <w:tcW w:type="dxa" w:w="1930"/>
-          </w:tcPr>
-          <w:p>
-            <w:r/>
-            <w:r>
-              <w:rPr>
-                <w:rFonts w:ascii="Calibri" w:hAnsi="Calibri" w:eastAsia="Calibri"/>
-                <w:b w:val="0"/>
-                <w:sz w:val="18"/>
-              </w:rPr>
-              <w:t>Mapped from Political_Phase</w:t>
-            </w:r>
-          </w:p>
-        </w:tc>
-        <w:tc>
-          <w:tcPr>
-            <w:tcW w:type="dxa" w:w="1930"/>
+            <w:tcW w:type="dxa" w:w="1958"/>
+          </w:tcPr>
+          <w:p>
+            <w:r/>
+            <w:r>
+              <w:rPr>
+                <w:rFonts w:ascii="Calibri" w:hAnsi="Calibri" w:eastAsia="Calibri"/>
+                <w:b w:val="0"/>
+                <w:sz w:val="18"/>
+              </w:rPr>
+              <w:t>Mapped from phase</w:t>
+            </w:r>
+          </w:p>
+        </w:tc>
+        <w:tc>
+          <w:tcPr>
+            <w:tcW w:type="dxa" w:w="1958"/>
           </w:tcPr>
           <w:p>
             <w:r/>
@@ -3300,7 +3344,7 @@
       <w:tr>
         <w:tc>
           <w:tcPr>
-            <w:tcW w:type="dxa" w:w="1930"/>
+            <w:tcW w:type="dxa" w:w="1958"/>
           </w:tcPr>
           <w:p>
             <w:r/>
@@ -3316,7 +3360,7 @@
         </w:tc>
         <w:tc>
           <w:tcPr>
-            <w:tcW w:type="dxa" w:w="1930"/>
+            <w:tcW w:type="dxa" w:w="1958"/>
           </w:tcPr>
           <w:p>
             <w:r/>
@@ -3332,7 +3376,7 @@
         </w:tc>
         <w:tc>
           <w:tcPr>
-            <w:tcW w:type="dxa" w:w="1930"/>
+            <w:tcW w:type="dxa" w:w="1958"/>
           </w:tcPr>
           <w:p>
             <w:r/>
@@ -3348,33 +3392,33 @@
         </w:tc>
         <w:tc>
           <w:tcPr>
-            <w:tcW w:type="dxa" w:w="1930"/>
-          </w:tcPr>
-          <w:p>
-            <w:r/>
-            <w:r>
-              <w:rPr>
-                <w:rFonts w:ascii="Calibri" w:hAnsi="Calibri" w:eastAsia="Calibri"/>
-                <w:b w:val="0"/>
-                <w:sz w:val="18"/>
-              </w:rPr>
-              <w:t>Ordinal encode</w:t>
-            </w:r>
-          </w:p>
-        </w:tc>
-        <w:tc>
-          <w:tcPr>
-            <w:tcW w:type="dxa" w:w="1930"/>
-          </w:tcPr>
-          <w:p>
-            <w:r/>
-            <w:r>
-              <w:rPr>
-                <w:rFonts w:ascii="Calibri" w:hAnsi="Calibri" w:eastAsia="Calibri"/>
-                <w:b w:val="0"/>
-                <w:sz w:val="18"/>
-              </w:rPr>
-              <w:t>Low=0, Medium=1, High=2</w:t>
+            <w:tcW w:type="dxa" w:w="1958"/>
+          </w:tcPr>
+          <w:p>
+            <w:r/>
+            <w:r>
+              <w:rPr>
+                <w:rFonts w:ascii="Calibri" w:hAnsi="Calibri" w:eastAsia="Calibri"/>
+                <w:b w:val="0"/>
+                <w:sz w:val="18"/>
+              </w:rPr>
+              <w:t>Ordinal</w:t>
+            </w:r>
+          </w:p>
+        </w:tc>
+        <w:tc>
+          <w:tcPr>
+            <w:tcW w:type="dxa" w:w="1958"/>
+          </w:tcPr>
+          <w:p>
+            <w:r/>
+            <w:r>
+              <w:rPr>
+                <w:rFonts w:ascii="Calibri" w:hAnsi="Calibri" w:eastAsia="Calibri"/>
+                <w:b w:val="0"/>
+                <w:sz w:val="18"/>
+              </w:rPr>
+              <w:t>Low=0, Med=1, High=2</w:t>
             </w:r>
           </w:p>
         </w:tc>
@@ -3382,7 +3426,7 @@
       <w:tr>
         <w:tc>
           <w:tcPr>
-            <w:tcW w:type="dxa" w:w="1930"/>
+            <w:tcW w:type="dxa" w:w="1958"/>
           </w:tcPr>
           <w:p>
             <w:r/>
@@ -3398,7 +3442,7 @@
         </w:tc>
         <w:tc>
           <w:tcPr>
-            <w:tcW w:type="dxa" w:w="1930"/>
+            <w:tcW w:type="dxa" w:w="1958"/>
           </w:tcPr>
           <w:p>
             <w:r/>
@@ -3414,7 +3458,7 @@
         </w:tc>
         <w:tc>
           <w:tcPr>
-            <w:tcW w:type="dxa" w:w="1930"/>
+            <w:tcW w:type="dxa" w:w="1958"/>
           </w:tcPr>
           <w:p>
             <w:r/>
@@ -3430,33 +3474,33 @@
         </w:tc>
         <w:tc>
           <w:tcPr>
-            <w:tcW w:type="dxa" w:w="1930"/>
-          </w:tcPr>
-          <w:p>
-            <w:r/>
-            <w:r>
-              <w:rPr>
-                <w:rFonts w:ascii="Calibri" w:hAnsi="Calibri" w:eastAsia="Calibri"/>
-                <w:b w:val="0"/>
-                <w:sz w:val="18"/>
-              </w:rPr>
-              <w:t>Ordinal encode</w:t>
-            </w:r>
-          </w:p>
-        </w:tc>
-        <w:tc>
-          <w:tcPr>
-            <w:tcW w:type="dxa" w:w="1930"/>
-          </w:tcPr>
-          <w:p>
-            <w:r/>
-            <w:r>
-              <w:rPr>
-                <w:rFonts w:ascii="Calibri" w:hAnsi="Calibri" w:eastAsia="Calibri"/>
-                <w:b w:val="0"/>
-                <w:sz w:val="18"/>
-              </w:rPr>
-              <w:t>Low=0, Medium=1, High=2</w:t>
+            <w:tcW w:type="dxa" w:w="1958"/>
+          </w:tcPr>
+          <w:p>
+            <w:r/>
+            <w:r>
+              <w:rPr>
+                <w:rFonts w:ascii="Calibri" w:hAnsi="Calibri" w:eastAsia="Calibri"/>
+                <w:b w:val="0"/>
+                <w:sz w:val="18"/>
+              </w:rPr>
+              <w:t>Ordinal</w:t>
+            </w:r>
+          </w:p>
+        </w:tc>
+        <w:tc>
+          <w:tcPr>
+            <w:tcW w:type="dxa" w:w="1958"/>
+          </w:tcPr>
+          <w:p>
+            <w:r/>
+            <w:r>
+              <w:rPr>
+                <w:rFonts w:ascii="Calibri" w:hAnsi="Calibri" w:eastAsia="Calibri"/>
+                <w:b w:val="0"/>
+                <w:sz w:val="18"/>
+              </w:rPr>
+              <w:t>Low=0, Med=1, High=2</w:t>
             </w:r>
           </w:p>
         </w:tc>
@@ -3464,7 +3508,7 @@
       <w:tr>
         <w:tc>
           <w:tcPr>
-            <w:tcW w:type="dxa" w:w="1930"/>
+            <w:tcW w:type="dxa" w:w="1958"/>
           </w:tcPr>
           <w:p>
             <w:r/>
@@ -3480,7 +3524,7 @@
         </w:tc>
         <w:tc>
           <w:tcPr>
-            <w:tcW w:type="dxa" w:w="1930"/>
+            <w:tcW w:type="dxa" w:w="1958"/>
           </w:tcPr>
           <w:p>
             <w:r/>
@@ -3496,7 +3540,7 @@
         </w:tc>
         <w:tc>
           <w:tcPr>
-            <w:tcW w:type="dxa" w:w="1930"/>
+            <w:tcW w:type="dxa" w:w="1958"/>
           </w:tcPr>
           <w:p>
             <w:r/>
@@ -3512,23 +3556,23 @@
         </w:tc>
         <w:tc>
           <w:tcPr>
-            <w:tcW w:type="dxa" w:w="1930"/>
-          </w:tcPr>
-          <w:p>
-            <w:r/>
-            <w:r>
-              <w:rPr>
-                <w:rFonts w:ascii="Calibri" w:hAnsi="Calibri" w:eastAsia="Calibri"/>
-                <w:b w:val="0"/>
-                <w:sz w:val="18"/>
-              </w:rPr>
-              <w:t>Binary encode</w:t>
-            </w:r>
-          </w:p>
-        </w:tc>
-        <w:tc>
-          <w:tcPr>
-            <w:tcW w:type="dxa" w:w="1930"/>
+            <w:tcW w:type="dxa" w:w="1958"/>
+          </w:tcPr>
+          <w:p>
+            <w:r/>
+            <w:r>
+              <w:rPr>
+                <w:rFonts w:ascii="Calibri" w:hAnsi="Calibri" w:eastAsia="Calibri"/>
+                <w:b w:val="0"/>
+                <w:sz w:val="18"/>
+              </w:rPr>
+              <w:t>Binary</w:t>
+            </w:r>
+          </w:p>
+        </w:tc>
+        <w:tc>
+          <w:tcPr>
+            <w:tcW w:type="dxa" w:w="1958"/>
           </w:tcPr>
           <w:p>
             <w:r/>
@@ -3546,7 +3590,7 @@
       <w:tr>
         <w:tc>
           <w:tcPr>
-            <w:tcW w:type="dxa" w:w="1930"/>
+            <w:tcW w:type="dxa" w:w="1958"/>
           </w:tcPr>
           <w:p>
             <w:r/>
@@ -3562,7 +3606,7 @@
         </w:tc>
         <w:tc>
           <w:tcPr>
-            <w:tcW w:type="dxa" w:w="1930"/>
+            <w:tcW w:type="dxa" w:w="1958"/>
           </w:tcPr>
           <w:p>
             <w:r/>
@@ -3578,7 +3622,7 @@
         </w:tc>
         <w:tc>
           <w:tcPr>
-            <w:tcW w:type="dxa" w:w="1930"/>
+            <w:tcW w:type="dxa" w:w="1958"/>
           </w:tcPr>
           <w:p>
             <w:r/>
@@ -3594,7 +3638,7 @@
         </w:tc>
         <w:tc>
           <w:tcPr>
-            <w:tcW w:type="dxa" w:w="1930"/>
+            <w:tcW w:type="dxa" w:w="1958"/>
           </w:tcPr>
           <w:p>
             <w:r/>
@@ -3610,17 +3654,17 @@
         </w:tc>
         <w:tc>
           <w:tcPr>
-            <w:tcW w:type="dxa" w:w="1930"/>
-          </w:tcPr>
-          <w:p>
-            <w:r/>
-            <w:r>
-              <w:rPr>
-                <w:rFonts w:ascii="Calibri" w:hAnsi="Calibri" w:eastAsia="Calibri"/>
-                <w:b w:val="0"/>
-                <w:sz w:val="18"/>
-              </w:rPr>
-              <w:t>&lt;=2.99 Low; &lt;=3.39 Medium; else High</w:t>
+            <w:tcW w:type="dxa" w:w="1958"/>
+          </w:tcPr>
+          <w:p>
+            <w:r/>
+            <w:r>
+              <w:rPr>
+                <w:rFonts w:ascii="Calibri" w:hAnsi="Calibri" w:eastAsia="Calibri"/>
+                <w:b w:val="0"/>
+                <w:sz w:val="18"/>
+              </w:rPr>
+              <w:t>&lt;=2.99 Low; &lt;=3.39 Med; else High</w:t>
             </w:r>
           </w:p>
         </w:tc>
@@ -3628,7 +3672,7 @@
       <w:tr>
         <w:tc>
           <w:tcPr>
-            <w:tcW w:type="dxa" w:w="1930"/>
+            <w:tcW w:type="dxa" w:w="1958"/>
           </w:tcPr>
           <w:p>
             <w:r/>
@@ -3644,7 +3688,7 @@
         </w:tc>
         <w:tc>
           <w:tcPr>
-            <w:tcW w:type="dxa" w:w="1930"/>
+            <w:tcW w:type="dxa" w:w="1958"/>
           </w:tcPr>
           <w:p>
             <w:r/>
@@ -3660,7 +3704,7 @@
         </w:tc>
         <w:tc>
           <w:tcPr>
-            <w:tcW w:type="dxa" w:w="1930"/>
+            <w:tcW w:type="dxa" w:w="1958"/>
           </w:tcPr>
           <w:p>
             <w:r/>
@@ -3676,7 +3720,7 @@
         </w:tc>
         <w:tc>
           <w:tcPr>
-            <w:tcW w:type="dxa" w:w="1930"/>
+            <w:tcW w:type="dxa" w:w="1958"/>
           </w:tcPr>
           <w:p>
             <w:r/>
@@ -3692,17 +3736,17 @@
         </w:tc>
         <w:tc>
           <w:tcPr>
-            <w:tcW w:type="dxa" w:w="1930"/>
-          </w:tcPr>
-          <w:p>
-            <w:r/>
-            <w:r>
-              <w:rPr>
-                <w:rFonts w:ascii="Calibri" w:hAnsi="Calibri" w:eastAsia="Calibri"/>
-                <w:b w:val="0"/>
-                <w:sz w:val="18"/>
-              </w:rPr>
-              <w:t>Budget_Level_Num + Academic_Level_Num (0-4)</w:t>
+            <w:tcW w:type="dxa" w:w="1958"/>
+          </w:tcPr>
+          <w:p>
+            <w:r/>
+            <w:r>
+              <w:rPr>
+                <w:rFonts w:ascii="Calibri" w:hAnsi="Calibri" w:eastAsia="Calibri"/>
+                <w:b w:val="0"/>
+                <w:sz w:val="18"/>
+              </w:rPr>
+              <w:t>Budget_Level_Num + Academic_Level_Num</w:t>
             </w:r>
           </w:p>
         </w:tc>
@@ -3710,7 +3754,7 @@
       <w:tr>
         <w:tc>
           <w:tcPr>
-            <w:tcW w:type="dxa" w:w="1930"/>
+            <w:tcW w:type="dxa" w:w="1958"/>
           </w:tcPr>
           <w:p>
             <w:r/>
@@ -3726,7 +3770,7 @@
         </w:tc>
         <w:tc>
           <w:tcPr>
-            <w:tcW w:type="dxa" w:w="1930"/>
+            <w:tcW w:type="dxa" w:w="1958"/>
           </w:tcPr>
           <w:p>
             <w:r/>
@@ -3742,7 +3786,7 @@
         </w:tc>
         <w:tc>
           <w:tcPr>
-            <w:tcW w:type="dxa" w:w="1930"/>
+            <w:tcW w:type="dxa" w:w="1958"/>
           </w:tcPr>
           <w:p>
             <w:r/>
@@ -3758,33 +3802,33 @@
         </w:tc>
         <w:tc>
           <w:tcPr>
-            <w:tcW w:type="dxa" w:w="1930"/>
-          </w:tcPr>
-          <w:p>
-            <w:r/>
-            <w:r>
-              <w:rPr>
-                <w:rFonts w:ascii="Calibri" w:hAnsi="Calibri" w:eastAsia="Calibri"/>
-                <w:b w:val="0"/>
-                <w:sz w:val="18"/>
-              </w:rPr>
-              <w:t>Consistency flag</w:t>
-            </w:r>
-          </w:p>
-        </w:tc>
-        <w:tc>
-          <w:tcPr>
-            <w:tcW w:type="dxa" w:w="1930"/>
-          </w:tcPr>
-          <w:p>
-            <w:r/>
-            <w:r>
-              <w:rPr>
-                <w:rFonts w:ascii="Calibri" w:hAnsi="Calibri" w:eastAsia="Calibri"/>
-                <w:b w:val="0"/>
-                <w:sz w:val="18"/>
-              </w:rPr>
-              <w:t>1 if Result_Band == Academic_Level, else 0</w:t>
+            <w:tcW w:type="dxa" w:w="1958"/>
+          </w:tcPr>
+          <w:p>
+            <w:r/>
+            <w:r>
+              <w:rPr>
+                <w:rFonts w:ascii="Calibri" w:hAnsi="Calibri" w:eastAsia="Calibri"/>
+                <w:b w:val="0"/>
+                <w:sz w:val="18"/>
+              </w:rPr>
+              <w:t>Flag</w:t>
+            </w:r>
+          </w:p>
+        </w:tc>
+        <w:tc>
+          <w:tcPr>
+            <w:tcW w:type="dxa" w:w="1958"/>
+          </w:tcPr>
+          <w:p>
+            <w:r/>
+            <w:r>
+              <w:rPr>
+                <w:rFonts w:ascii="Calibri" w:hAnsi="Calibri" w:eastAsia="Calibri"/>
+                <w:b w:val="0"/>
+                <w:sz w:val="18"/>
+              </w:rPr>
+              <w:t>1 if Result_Band == Academic_Level</w:t>
             </w:r>
           </w:p>
         </w:tc>
@@ -3967,13 +4011,13 @@
         <w:tblLook w:firstColumn="1" w:firstRow="1" w:lastColumn="0" w:lastRow="0" w:noHBand="0" w:noVBand="1" w:val="04A0"/>
       </w:tblPr>
       <w:tblGrid>
-        <w:gridCol w:w="4824"/>
-        <w:gridCol w:w="4824"/>
+        <w:gridCol w:w="4896"/>
+        <w:gridCol w:w="4896"/>
       </w:tblGrid>
       <w:tr>
         <w:tc>
           <w:tcPr>
-            <w:tcW w:type="dxa" w:w="4824"/>
+            <w:tcW w:type="dxa" w:w="4896"/>
           </w:tcPr>
           <w:p>
             <w:r/>
@@ -3989,7 +4033,7 @@
         </w:tc>
         <w:tc>
           <w:tcPr>
-            <w:tcW w:type="dxa" w:w="4824"/>
+            <w:tcW w:type="dxa" w:w="4896"/>
           </w:tcPr>
           <w:p>
             <w:r/>
@@ -4007,7 +4051,7 @@
       <w:tr>
         <w:tc>
           <w:tcPr>
-            <w:tcW w:type="dxa" w:w="4824"/>
+            <w:tcW w:type="dxa" w:w="4896"/>
           </w:tcPr>
           <w:p>
             <w:r/>
@@ -4023,7 +4067,7 @@
         </w:tc>
         <w:tc>
           <w:tcPr>
-            <w:tcW w:type="dxa" w:w="4824"/>
+            <w:tcW w:type="dxa" w:w="4896"/>
           </w:tcPr>
           <w:p>
             <w:r/>
@@ -4041,7 +4085,7 @@
       <w:tr>
         <w:tc>
           <w:tcPr>
-            <w:tcW w:type="dxa" w:w="4824"/>
+            <w:tcW w:type="dxa" w:w="4896"/>
           </w:tcPr>
           <w:p>
             <w:r/>
@@ -4057,7 +4101,7 @@
         </w:tc>
         <w:tc>
           <w:tcPr>
-            <w:tcW w:type="dxa" w:w="4824"/>
+            <w:tcW w:type="dxa" w:w="4896"/>
           </w:tcPr>
           <w:p>
             <w:r/>
@@ -4075,7 +4119,7 @@
       <w:tr>
         <w:tc>
           <w:tcPr>
-            <w:tcW w:type="dxa" w:w="4824"/>
+            <w:tcW w:type="dxa" w:w="4896"/>
           </w:tcPr>
           <w:p>
             <w:r/>
@@ -4091,7 +4135,7 @@
         </w:tc>
         <w:tc>
           <w:tcPr>
-            <w:tcW w:type="dxa" w:w="4824"/>
+            <w:tcW w:type="dxa" w:w="4896"/>
           </w:tcPr>
           <w:p>
             <w:r/>
@@ -4109,7 +4153,7 @@
       <w:tr>
         <w:tc>
           <w:tcPr>
-            <w:tcW w:type="dxa" w:w="4824"/>
+            <w:tcW w:type="dxa" w:w="4896"/>
           </w:tcPr>
           <w:p>
             <w:r/>
@@ -4125,7 +4169,7 @@
         </w:tc>
         <w:tc>
           <w:tcPr>
-            <w:tcW w:type="dxa" w:w="4824"/>
+            <w:tcW w:type="dxa" w:w="4896"/>
           </w:tcPr>
           <w:p>
             <w:r/>
@@ -4143,7 +4187,7 @@
       <w:tr>
         <w:tc>
           <w:tcPr>
-            <w:tcW w:type="dxa" w:w="4824"/>
+            <w:tcW w:type="dxa" w:w="4896"/>
           </w:tcPr>
           <w:p>
             <w:r/>
@@ -4159,7 +4203,7 @@
         </w:tc>
         <w:tc>
           <w:tcPr>
-            <w:tcW w:type="dxa" w:w="4824"/>
+            <w:tcW w:type="dxa" w:w="4896"/>
           </w:tcPr>
           <w:p>
             <w:r/>
@@ -4177,7 +4221,7 @@
       <w:tr>
         <w:tc>
           <w:tcPr>
-            <w:tcW w:type="dxa" w:w="4824"/>
+            <w:tcW w:type="dxa" w:w="4896"/>
           </w:tcPr>
           <w:p>
             <w:r/>
@@ -4193,7 +4237,7 @@
         </w:tc>
         <w:tc>
           <w:tcPr>
-            <w:tcW w:type="dxa" w:w="4824"/>
+            <w:tcW w:type="dxa" w:w="4896"/>
           </w:tcPr>
           <w:p>
             <w:r/>
@@ -4211,7 +4255,7 @@
       <w:tr>
         <w:tc>
           <w:tcPr>
-            <w:tcW w:type="dxa" w:w="4824"/>
+            <w:tcW w:type="dxa" w:w="4896"/>
           </w:tcPr>
           <w:p>
             <w:r/>
@@ -4227,7 +4271,7 @@
         </w:tc>
         <w:tc>
           <w:tcPr>
-            <w:tcW w:type="dxa" w:w="4824"/>
+            <w:tcW w:type="dxa" w:w="4896"/>
           </w:tcPr>
           <w:p>
             <w:r/>
@@ -4245,7 +4289,7 @@
       <w:tr>
         <w:tc>
           <w:tcPr>
-            <w:tcW w:type="dxa" w:w="4824"/>
+            <w:tcW w:type="dxa" w:w="4896"/>
           </w:tcPr>
           <w:p>
             <w:r/>
@@ -4261,7 +4305,7 @@
         </w:tc>
         <w:tc>
           <w:tcPr>
-            <w:tcW w:type="dxa" w:w="4824"/>
+            <w:tcW w:type="dxa" w:w="4896"/>
           </w:tcPr>
           <w:p>
             <w:r/>
@@ -4279,7 +4323,7 @@
       <w:tr>
         <w:tc>
           <w:tcPr>
-            <w:tcW w:type="dxa" w:w="4824"/>
+            <w:tcW w:type="dxa" w:w="4896"/>
           </w:tcPr>
           <w:p>
             <w:r/>
@@ -4295,7 +4339,7 @@
         </w:tc>
         <w:tc>
           <w:tcPr>
-            <w:tcW w:type="dxa" w:w="4824"/>
+            <w:tcW w:type="dxa" w:w="4896"/>
           </w:tcPr>
           <w:p>
             <w:r/>
@@ -4335,98 +4379,166 @@
           <w:b w:val="0"/>
           <w:sz w:val="22"/>
         </w:rPr>
-        <w:t>main.py + model_comparison.py use a different encoding:</w:t>
+        <w:t>main.py + model_comparison.py use LabelEncoder encoding, a different Intake_Season definition, and Logistic Regression + Random Forest only. Early results were about 89.5% LR / 88.75% RF. This path is historical; production inference uses master_6000_engineered.csv + Paper 2 Gradient Boosting.</w:t>
       </w:r>
     </w:p>
     <w:p>
       <w:pPr>
-        <w:spacing w:after="120"/>
+        <w:jc w:val="center"/>
+      </w:pPr>
+      <w:r>
+        <w:drawing>
+          <wp:inline xmlns:a="http://schemas.openxmlformats.org/drawingml/2006/main" xmlns:pic="http://schemas.openxmlformats.org/drawingml/2006/picture">
+            <wp:extent cx="4572000" cy="3918857"/>
+            <wp:docPr id="3" name="Picture 3"/>
+            <wp:cNvGraphicFramePr>
+              <a:graphicFrameLocks noChangeAspect="1"/>
+            </wp:cNvGraphicFramePr>
+            <a:graphic>
+              <a:graphicData uri="http://schemas.openxmlformats.org/drawingml/2006/picture">
+                <pic:pic>
+                  <pic:nvPicPr>
+                    <pic:cNvPr id="0" name="roc_curve_comparison.png"/>
+                    <pic:cNvPicPr/>
+                  </pic:nvPicPr>
+                  <pic:blipFill>
+                    <a:blip r:embed="rId11"/>
+                    <a:stretch>
+                      <a:fillRect/>
+                    </a:stretch>
+                  </pic:blipFill>
+                  <pic:spPr>
+                    <a:xfrm>
+                      <a:off x="0" y="0"/>
+                      <a:ext cx="4572000" cy="3918857"/>
+                    </a:xfrm>
+                    <a:prstGeom prst="rect"/>
+                  </pic:spPr>
+                </pic:pic>
+              </a:graphicData>
+            </a:graphic>
+          </wp:inline>
+        </w:drawing>
+      </w:r>
+    </w:p>
+    <w:p>
+      <w:pPr>
+        <w:spacing w:after="200"/>
+        <w:jc w:val="center"/>
       </w:pPr>
       <w:r>
         <w:rPr>
           <w:rFonts w:ascii="Calibri" w:hAnsi="Calibri" w:eastAsia="Calibri"/>
-          <w:b w:val="0"/>
-          <w:sz w:val="22"/>
+          <w:b/>
+          <w:sz w:val="18"/>
         </w:rPr>
-        <w:t>- LabelEncoder on Course/Country/Institution/Political_Phase</w:t>
+        <w:t>Figure 3. Legacy baseline ROC comparison (Logistic Regression vs Random Forest) from model_comparison.py.</w:t>
       </w:r>
     </w:p>
     <w:p>
       <w:pPr>
-        <w:spacing w:after="120"/>
+        <w:jc w:val="center"/>
+      </w:pPr>
+      <w:r>
+        <w:drawing>
+          <wp:inline xmlns:a="http://schemas.openxmlformats.org/drawingml/2006/main" xmlns:pic="http://schemas.openxmlformats.org/drawingml/2006/picture">
+            <wp:extent cx="3840480" cy="2880360"/>
+            <wp:docPr id="4" name="Picture 4"/>
+            <wp:cNvGraphicFramePr>
+              <a:graphicFrameLocks noChangeAspect="1"/>
+            </wp:cNvGraphicFramePr>
+            <a:graphic>
+              <a:graphicData uri="http://schemas.openxmlformats.org/drawingml/2006/picture">
+                <pic:pic>
+                  <pic:nvPicPr>
+                    <pic:cNvPr id="0" name="lr_confusion_matrix.png"/>
+                    <pic:cNvPicPr/>
+                  </pic:nvPicPr>
+                  <pic:blipFill>
+                    <a:blip r:embed="rId12"/>
+                    <a:stretch>
+                      <a:fillRect/>
+                    </a:stretch>
+                  </pic:blipFill>
+                  <pic:spPr>
+                    <a:xfrm>
+                      <a:off x="0" y="0"/>
+                      <a:ext cx="3840480" cy="2880360"/>
+                    </a:xfrm>
+                    <a:prstGeom prst="rect"/>
+                  </pic:spPr>
+                </pic:pic>
+              </a:graphicData>
+            </a:graphic>
+          </wp:inline>
+        </w:drawing>
+      </w:r>
+    </w:p>
+    <w:p>
+      <w:pPr>
+        <w:spacing w:after="200"/>
+        <w:jc w:val="center"/>
       </w:pPr>
       <w:r>
         <w:rPr>
           <w:rFonts w:ascii="Calibri" w:hAnsi="Calibri" w:eastAsia="Calibri"/>
-          <w:b w:val="0"/>
-          <w:sz w:val="22"/>
+          <w:b/>
+          <w:sz w:val="18"/>
         </w:rPr>
-        <w:t>- Calendar-quarter Intake_Season (Jan-Mar=1 ...), not methodology Season</w:t>
+        <w:t>Figure 4. Legacy Logistic Regression confusion matrix.</w:t>
       </w:r>
     </w:p>
     <w:p>
       <w:pPr>
-        <w:spacing w:after="120"/>
+        <w:jc w:val="center"/>
+      </w:pPr>
+      <w:r>
+        <w:drawing>
+          <wp:inline xmlns:a="http://schemas.openxmlformats.org/drawingml/2006/main" xmlns:pic="http://schemas.openxmlformats.org/drawingml/2006/picture">
+            <wp:extent cx="3840480" cy="2880360"/>
+            <wp:docPr id="5" name="Picture 5"/>
+            <wp:cNvGraphicFramePr>
+              <a:graphicFrameLocks noChangeAspect="1"/>
+            </wp:cNvGraphicFramePr>
+            <a:graphic>
+              <a:graphicData uri="http://schemas.openxmlformats.org/drawingml/2006/picture">
+                <pic:pic>
+                  <pic:nvPicPr>
+                    <pic:cNvPr id="0" name="rf_confusion_matrix.png"/>
+                    <pic:cNvPicPr/>
+                  </pic:nvPicPr>
+                  <pic:blipFill>
+                    <a:blip r:embed="rId13"/>
+                    <a:stretch>
+                      <a:fillRect/>
+                    </a:stretch>
+                  </pic:blipFill>
+                  <pic:spPr>
+                    <a:xfrm>
+                      <a:off x="0" y="0"/>
+                      <a:ext cx="3840480" cy="2880360"/>
+                    </a:xfrm>
+                    <a:prstGeom prst="rect"/>
+                  </pic:spPr>
+                </pic:pic>
+              </a:graphicData>
+            </a:graphic>
+          </wp:inline>
+        </w:drawing>
+      </w:r>
+    </w:p>
+    <w:p>
+      <w:pPr>
+        <w:spacing w:after="200"/>
+        <w:jc w:val="center"/>
       </w:pPr>
       <w:r>
         <w:rPr>
           <w:rFonts w:ascii="Calibri" w:hAnsi="Calibri" w:eastAsia="Calibri"/>
-          <w:b w:val="0"/>
-          <w:sz w:val="22"/>
+          <w:b/>
+          <w:sz w:val="18"/>
         </w:rPr>
-        <w:t>- Different Phase_Number mapping</w:t>
-      </w:r>
-    </w:p>
-    <w:p>
-      <w:pPr>
-        <w:spacing w:after="120"/>
-      </w:pPr>
-      <w:r>
-        <w:rPr>
-          <w:rFonts w:ascii="Calibri" w:hAnsi="Calibri" w:eastAsia="Calibri"/>
-          <w:b w:val="0"/>
-          <w:sz w:val="22"/>
-        </w:rPr>
-        <w:t>- Models: Logistic Regression + Random Forest only</w:t>
-      </w:r>
-    </w:p>
-    <w:p>
-      <w:pPr>
-        <w:spacing w:after="120"/>
-      </w:pPr>
-      <w:r>
-        <w:rPr>
-          <w:rFonts w:ascii="Calibri" w:hAnsi="Calibri" w:eastAsia="Calibri"/>
-          <w:b w:val="0"/>
-          <w:sz w:val="22"/>
-        </w:rPr>
-        <w:t>- Early results (~89.5% LR / 88.75% RF)</w:t>
-      </w:r>
-    </w:p>
-    <w:p>
-      <w:pPr>
-        <w:spacing w:after="120"/>
-      </w:pPr>
-      <w:r>
-        <w:rPr>
-          <w:rFonts w:ascii="Calibri" w:hAnsi="Calibri" w:eastAsia="Calibri"/>
-          <w:b w:val="0"/>
-          <w:sz w:val="22"/>
-        </w:rPr>
-        <w:t>- Not what ablation / XAI / DSS use</w:t>
-      </w:r>
-    </w:p>
-    <w:p>
-      <w:pPr>
-        <w:spacing w:after="120"/>
-      </w:pPr>
-      <w:r>
-        <w:rPr>
-          <w:rFonts w:ascii="Calibri" w:hAnsi="Calibri" w:eastAsia="Calibri"/>
-          <w:b w:val="0"/>
-          <w:sz w:val="22"/>
-        </w:rPr>
-        <w:t>Treat this as historical baseline work. Production inference uses master_6000_engineered.csv + Paper 2 Gradient Boosting.</w:t>
+        <w:t>Figure 5. Legacy Random Forest confusion matrix.</w:t>
       </w:r>
     </w:p>
     <w:p>
@@ -4475,18 +4587,18 @@
         <w:tblLook w:firstColumn="1" w:firstRow="1" w:lastColumn="0" w:lastRow="0" w:noHBand="0" w:noVBand="1" w:val="04A0"/>
       </w:tblPr>
       <w:tblGrid>
-        <w:gridCol w:w="1378"/>
-        <w:gridCol w:w="1378"/>
-        <w:gridCol w:w="1378"/>
-        <w:gridCol w:w="1378"/>
-        <w:gridCol w:w="1378"/>
-        <w:gridCol w:w="1378"/>
-        <w:gridCol w:w="1378"/>
+        <w:gridCol w:w="1399"/>
+        <w:gridCol w:w="1399"/>
+        <w:gridCol w:w="1399"/>
+        <w:gridCol w:w="1399"/>
+        <w:gridCol w:w="1399"/>
+        <w:gridCol w:w="1399"/>
+        <w:gridCol w:w="1399"/>
       </w:tblGrid>
       <w:tr>
         <w:tc>
           <w:tcPr>
-            <w:tcW w:type="dxa" w:w="1378"/>
+            <w:tcW w:type="dxa" w:w="1399"/>
           </w:tcPr>
           <w:p>
             <w:r/>
@@ -4502,7 +4614,7 @@
         </w:tc>
         <w:tc>
           <w:tcPr>
-            <w:tcW w:type="dxa" w:w="1378"/>
+            <w:tcW w:type="dxa" w:w="1399"/>
           </w:tcPr>
           <w:p>
             <w:r/>
@@ -4518,7 +4630,7 @@
         </w:tc>
         <w:tc>
           <w:tcPr>
-            <w:tcW w:type="dxa" w:w="1378"/>
+            <w:tcW w:type="dxa" w:w="1399"/>
           </w:tcPr>
           <w:p>
             <w:r/>
@@ -4534,7 +4646,7 @@
         </w:tc>
         <w:tc>
           <w:tcPr>
-            <w:tcW w:type="dxa" w:w="1378"/>
+            <w:tcW w:type="dxa" w:w="1399"/>
           </w:tcPr>
           <w:p>
             <w:r/>
@@ -4550,7 +4662,7 @@
         </w:tc>
         <w:tc>
           <w:tcPr>
-            <w:tcW w:type="dxa" w:w="1378"/>
+            <w:tcW w:type="dxa" w:w="1399"/>
           </w:tcPr>
           <w:p>
             <w:r/>
@@ -4566,7 +4678,7 @@
         </w:tc>
         <w:tc>
           <w:tcPr>
-            <w:tcW w:type="dxa" w:w="1378"/>
+            <w:tcW w:type="dxa" w:w="1399"/>
           </w:tcPr>
           <w:p>
             <w:r/>
@@ -4582,7 +4694,7 @@
         </w:tc>
         <w:tc>
           <w:tcPr>
-            <w:tcW w:type="dxa" w:w="1378"/>
+            <w:tcW w:type="dxa" w:w="1399"/>
           </w:tcPr>
           <w:p>
             <w:r/>
@@ -4600,7 +4712,7 @@
       <w:tr>
         <w:tc>
           <w:tcPr>
-            <w:tcW w:type="dxa" w:w="1378"/>
+            <w:tcW w:type="dxa" w:w="1399"/>
           </w:tcPr>
           <w:p>
             <w:r/>
@@ -4616,7 +4728,7 @@
         </w:tc>
         <w:tc>
           <w:tcPr>
-            <w:tcW w:type="dxa" w:w="1378"/>
+            <w:tcW w:type="dxa" w:w="1399"/>
           </w:tcPr>
           <w:p>
             <w:r/>
@@ -4632,7 +4744,7 @@
         </w:tc>
         <w:tc>
           <w:tcPr>
-            <w:tcW w:type="dxa" w:w="1378"/>
+            <w:tcW w:type="dxa" w:w="1399"/>
           </w:tcPr>
           <w:p>
             <w:r/>
@@ -4648,7 +4760,7 @@
         </w:tc>
         <w:tc>
           <w:tcPr>
-            <w:tcW w:type="dxa" w:w="1378"/>
+            <w:tcW w:type="dxa" w:w="1399"/>
           </w:tcPr>
           <w:p>
             <w:r/>
@@ -4664,7 +4776,7 @@
         </w:tc>
         <w:tc>
           <w:tcPr>
-            <w:tcW w:type="dxa" w:w="1378"/>
+            <w:tcW w:type="dxa" w:w="1399"/>
           </w:tcPr>
           <w:p>
             <w:r/>
@@ -4680,7 +4792,7 @@
         </w:tc>
         <w:tc>
           <w:tcPr>
-            <w:tcW w:type="dxa" w:w="1378"/>
+            <w:tcW w:type="dxa" w:w="1399"/>
           </w:tcPr>
           <w:p>
             <w:r/>
@@ -4696,7 +4808,7 @@
         </w:tc>
         <w:tc>
           <w:tcPr>
-            <w:tcW w:type="dxa" w:w="1378"/>
+            <w:tcW w:type="dxa" w:w="1399"/>
           </w:tcPr>
           <w:p>
             <w:r/>
@@ -4714,7 +4826,7 @@
       <w:tr>
         <w:tc>
           <w:tcPr>
-            <w:tcW w:type="dxa" w:w="1378"/>
+            <w:tcW w:type="dxa" w:w="1399"/>
           </w:tcPr>
           <w:p>
             <w:r/>
@@ -4730,7 +4842,7 @@
         </w:tc>
         <w:tc>
           <w:tcPr>
-            <w:tcW w:type="dxa" w:w="1378"/>
+            <w:tcW w:type="dxa" w:w="1399"/>
           </w:tcPr>
           <w:p>
             <w:r/>
@@ -4746,7 +4858,7 @@
         </w:tc>
         <w:tc>
           <w:tcPr>
-            <w:tcW w:type="dxa" w:w="1378"/>
+            <w:tcW w:type="dxa" w:w="1399"/>
           </w:tcPr>
           <w:p>
             <w:r/>
@@ -4762,7 +4874,7 @@
         </w:tc>
         <w:tc>
           <w:tcPr>
-            <w:tcW w:type="dxa" w:w="1378"/>
+            <w:tcW w:type="dxa" w:w="1399"/>
           </w:tcPr>
           <w:p>
             <w:r/>
@@ -4778,7 +4890,7 @@
         </w:tc>
         <w:tc>
           <w:tcPr>
-            <w:tcW w:type="dxa" w:w="1378"/>
+            <w:tcW w:type="dxa" w:w="1399"/>
           </w:tcPr>
           <w:p>
             <w:r/>
@@ -4794,7 +4906,7 @@
         </w:tc>
         <w:tc>
           <w:tcPr>
-            <w:tcW w:type="dxa" w:w="1378"/>
+            <w:tcW w:type="dxa" w:w="1399"/>
           </w:tcPr>
           <w:p>
             <w:r/>
@@ -4810,7 +4922,7 @@
         </w:tc>
         <w:tc>
           <w:tcPr>
-            <w:tcW w:type="dxa" w:w="1378"/>
+            <w:tcW w:type="dxa" w:w="1399"/>
           </w:tcPr>
           <w:p>
             <w:r/>
@@ -4828,7 +4940,7 @@
       <w:tr>
         <w:tc>
           <w:tcPr>
-            <w:tcW w:type="dxa" w:w="1378"/>
+            <w:tcW w:type="dxa" w:w="1399"/>
           </w:tcPr>
           <w:p>
             <w:r/>
@@ -4844,7 +4956,7 @@
         </w:tc>
         <w:tc>
           <w:tcPr>
-            <w:tcW w:type="dxa" w:w="1378"/>
+            <w:tcW w:type="dxa" w:w="1399"/>
           </w:tcPr>
           <w:p>
             <w:r/>
@@ -4860,7 +4972,7 @@
         </w:tc>
         <w:tc>
           <w:tcPr>
-            <w:tcW w:type="dxa" w:w="1378"/>
+            <w:tcW w:type="dxa" w:w="1399"/>
           </w:tcPr>
           <w:p>
             <w:r/>
@@ -4876,7 +4988,7 @@
         </w:tc>
         <w:tc>
           <w:tcPr>
-            <w:tcW w:type="dxa" w:w="1378"/>
+            <w:tcW w:type="dxa" w:w="1399"/>
           </w:tcPr>
           <w:p>
             <w:r/>
@@ -4892,7 +5004,7 @@
         </w:tc>
         <w:tc>
           <w:tcPr>
-            <w:tcW w:type="dxa" w:w="1378"/>
+            <w:tcW w:type="dxa" w:w="1399"/>
           </w:tcPr>
           <w:p>
             <w:r/>
@@ -4908,7 +5020,7 @@
         </w:tc>
         <w:tc>
           <w:tcPr>
-            <w:tcW w:type="dxa" w:w="1378"/>
+            <w:tcW w:type="dxa" w:w="1399"/>
           </w:tcPr>
           <w:p>
             <w:r/>
@@ -4924,7 +5036,7 @@
         </w:tc>
         <w:tc>
           <w:tcPr>
-            <w:tcW w:type="dxa" w:w="1378"/>
+            <w:tcW w:type="dxa" w:w="1399"/>
           </w:tcPr>
           <w:p>
             <w:r/>
@@ -4942,7 +5054,7 @@
       <w:tr>
         <w:tc>
           <w:tcPr>
-            <w:tcW w:type="dxa" w:w="1378"/>
+            <w:tcW w:type="dxa" w:w="1399"/>
           </w:tcPr>
           <w:p>
             <w:r/>
@@ -4958,7 +5070,7 @@
         </w:tc>
         <w:tc>
           <w:tcPr>
-            <w:tcW w:type="dxa" w:w="1378"/>
+            <w:tcW w:type="dxa" w:w="1399"/>
           </w:tcPr>
           <w:p>
             <w:r/>
@@ -4974,7 +5086,7 @@
         </w:tc>
         <w:tc>
           <w:tcPr>
-            <w:tcW w:type="dxa" w:w="1378"/>
+            <w:tcW w:type="dxa" w:w="1399"/>
           </w:tcPr>
           <w:p>
             <w:r/>
@@ -4990,7 +5102,7 @@
         </w:tc>
         <w:tc>
           <w:tcPr>
-            <w:tcW w:type="dxa" w:w="1378"/>
+            <w:tcW w:type="dxa" w:w="1399"/>
           </w:tcPr>
           <w:p>
             <w:r/>
@@ -5006,7 +5118,7 @@
         </w:tc>
         <w:tc>
           <w:tcPr>
-            <w:tcW w:type="dxa" w:w="1378"/>
+            <w:tcW w:type="dxa" w:w="1399"/>
           </w:tcPr>
           <w:p>
             <w:r/>
@@ -5022,7 +5134,7 @@
         </w:tc>
         <w:tc>
           <w:tcPr>
-            <w:tcW w:type="dxa" w:w="1378"/>
+            <w:tcW w:type="dxa" w:w="1399"/>
           </w:tcPr>
           <w:p>
             <w:r/>
@@ -5038,7 +5150,7 @@
         </w:tc>
         <w:tc>
           <w:tcPr>
-            <w:tcW w:type="dxa" w:w="1378"/>
+            <w:tcW w:type="dxa" w:w="1399"/>
           </w:tcPr>
           <w:p>
             <w:r/>
@@ -5056,7 +5168,7 @@
       <w:tr>
         <w:tc>
           <w:tcPr>
-            <w:tcW w:type="dxa" w:w="1378"/>
+            <w:tcW w:type="dxa" w:w="1399"/>
           </w:tcPr>
           <w:p>
             <w:r/>
@@ -5072,7 +5184,7 @@
         </w:tc>
         <w:tc>
           <w:tcPr>
-            <w:tcW w:type="dxa" w:w="1378"/>
+            <w:tcW w:type="dxa" w:w="1399"/>
           </w:tcPr>
           <w:p>
             <w:r/>
@@ -5088,7 +5200,7 @@
         </w:tc>
         <w:tc>
           <w:tcPr>
-            <w:tcW w:type="dxa" w:w="1378"/>
+            <w:tcW w:type="dxa" w:w="1399"/>
           </w:tcPr>
           <w:p>
             <w:r/>
@@ -5104,7 +5216,7 @@
         </w:tc>
         <w:tc>
           <w:tcPr>
-            <w:tcW w:type="dxa" w:w="1378"/>
+            <w:tcW w:type="dxa" w:w="1399"/>
           </w:tcPr>
           <w:p>
             <w:r/>
@@ -5120,7 +5232,7 @@
         </w:tc>
         <w:tc>
           <w:tcPr>
-            <w:tcW w:type="dxa" w:w="1378"/>
+            <w:tcW w:type="dxa" w:w="1399"/>
           </w:tcPr>
           <w:p>
             <w:r/>
@@ -5136,7 +5248,7 @@
         </w:tc>
         <w:tc>
           <w:tcPr>
-            <w:tcW w:type="dxa" w:w="1378"/>
+            <w:tcW w:type="dxa" w:w="1399"/>
           </w:tcPr>
           <w:p>
             <w:r/>
@@ -5152,7 +5264,7 @@
         </w:tc>
         <w:tc>
           <w:tcPr>
-            <w:tcW w:type="dxa" w:w="1378"/>
+            <w:tcW w:type="dxa" w:w="1399"/>
           </w:tcPr>
           <w:p>
             <w:r/>
@@ -5197,6 +5309,59 @@
     </w:p>
     <w:p>
       <w:pPr>
+        <w:jc w:val="center"/>
+      </w:pPr>
+      <w:r>
+        <w:drawing>
+          <wp:inline xmlns:a="http://schemas.openxmlformats.org/drawingml/2006/main" xmlns:pic="http://schemas.openxmlformats.org/drawingml/2006/picture">
+            <wp:extent cx="5029200" cy="2803045"/>
+            <wp:docPr id="6" name="Picture 6"/>
+            <wp:cNvGraphicFramePr>
+              <a:graphicFrameLocks noChangeAspect="1"/>
+            </wp:cNvGraphicFramePr>
+            <a:graphic>
+              <a:graphicData uri="http://schemas.openxmlformats.org/drawingml/2006/picture">
+                <pic:pic>
+                  <pic:nvPicPr>
+                    <pic:cNvPr id="0" name="paper1_threshold_effect.png"/>
+                    <pic:cNvPicPr/>
+                  </pic:nvPicPr>
+                  <pic:blipFill>
+                    <a:blip r:embed="rId14"/>
+                    <a:stretch>
+                      <a:fillRect/>
+                    </a:stretch>
+                  </pic:blipFill>
+                  <pic:spPr>
+                    <a:xfrm>
+                      <a:off x="0" y="0"/>
+                      <a:ext cx="5029200" cy="2803045"/>
+                    </a:xfrm>
+                    <a:prstGeom prst="rect"/>
+                  </pic:spPr>
+                </pic:pic>
+              </a:graphicData>
+            </a:graphic>
+          </wp:inline>
+        </w:drawing>
+      </w:r>
+    </w:p>
+    <w:p>
+      <w:pPr>
+        <w:spacing w:after="200"/>
+        <w:jc w:val="center"/>
+      </w:pPr>
+      <w:r>
+        <w:rPr>
+          <w:rFonts w:ascii="Calibri" w:hAnsi="Calibri" w:eastAsia="Calibri"/>
+          <w:b/>
+          <w:sz w:val="18"/>
+        </w:rPr>
+        <w:t>Figure 6. Paper 1 XGBoost accuracy/F1 improvement when moving from default threshold 0.50 to optimized threshold 0.73.</w:t>
+      </w:r>
+    </w:p>
+    <w:p>
+      <w:pPr>
         <w:pStyle w:val="Heading2"/>
       </w:pPr>
       <w:r>
@@ -5215,17 +5380,17 @@
         <w:tblLook w:firstColumn="1" w:firstRow="1" w:lastColumn="0" w:lastRow="0" w:noHBand="0" w:noVBand="1" w:val="04A0"/>
       </w:tblPr>
       <w:tblGrid>
-        <w:gridCol w:w="1608"/>
-        <w:gridCol w:w="1608"/>
-        <w:gridCol w:w="1608"/>
-        <w:gridCol w:w="1608"/>
-        <w:gridCol w:w="1608"/>
-        <w:gridCol w:w="1608"/>
+        <w:gridCol w:w="1632"/>
+        <w:gridCol w:w="1632"/>
+        <w:gridCol w:w="1632"/>
+        <w:gridCol w:w="1632"/>
+        <w:gridCol w:w="1632"/>
+        <w:gridCol w:w="1632"/>
       </w:tblGrid>
       <w:tr>
         <w:tc>
           <w:tcPr>
-            <w:tcW w:type="dxa" w:w="1608"/>
+            <w:tcW w:type="dxa" w:w="1632"/>
           </w:tcPr>
           <w:p>
             <w:r/>
@@ -5241,7 +5406,7 @@
         </w:tc>
         <w:tc>
           <w:tcPr>
-            <w:tcW w:type="dxa" w:w="1608"/>
+            <w:tcW w:type="dxa" w:w="1632"/>
           </w:tcPr>
           <w:p>
             <w:r/>
@@ -5257,7 +5422,7 @@
         </w:tc>
         <w:tc>
           <w:tcPr>
-            <w:tcW w:type="dxa" w:w="1608"/>
+            <w:tcW w:type="dxa" w:w="1632"/>
           </w:tcPr>
           <w:p>
             <w:r/>
@@ -5273,7 +5438,7 @@
         </w:tc>
         <w:tc>
           <w:tcPr>
-            <w:tcW w:type="dxa" w:w="1608"/>
+            <w:tcW w:type="dxa" w:w="1632"/>
           </w:tcPr>
           <w:p>
             <w:r/>
@@ -5289,7 +5454,7 @@
         </w:tc>
         <w:tc>
           <w:tcPr>
-            <w:tcW w:type="dxa" w:w="1608"/>
+            <w:tcW w:type="dxa" w:w="1632"/>
           </w:tcPr>
           <w:p>
             <w:r/>
@@ -5305,7 +5470,7 @@
         </w:tc>
         <w:tc>
           <w:tcPr>
-            <w:tcW w:type="dxa" w:w="1608"/>
+            <w:tcW w:type="dxa" w:w="1632"/>
           </w:tcPr>
           <w:p>
             <w:r/>
@@ -5323,7 +5488,7 @@
       <w:tr>
         <w:tc>
           <w:tcPr>
-            <w:tcW w:type="dxa" w:w="1608"/>
+            <w:tcW w:type="dxa" w:w="1632"/>
           </w:tcPr>
           <w:p>
             <w:r/>
@@ -5339,7 +5504,7 @@
         </w:tc>
         <w:tc>
           <w:tcPr>
-            <w:tcW w:type="dxa" w:w="1608"/>
+            <w:tcW w:type="dxa" w:w="1632"/>
           </w:tcPr>
           <w:p>
             <w:r/>
@@ -5355,7 +5520,7 @@
         </w:tc>
         <w:tc>
           <w:tcPr>
-            <w:tcW w:type="dxa" w:w="1608"/>
+            <w:tcW w:type="dxa" w:w="1632"/>
           </w:tcPr>
           <w:p>
             <w:r/>
@@ -5371,7 +5536,7 @@
         </w:tc>
         <w:tc>
           <w:tcPr>
-            <w:tcW w:type="dxa" w:w="1608"/>
+            <w:tcW w:type="dxa" w:w="1632"/>
           </w:tcPr>
           <w:p>
             <w:r/>
@@ -5387,7 +5552,7 @@
         </w:tc>
         <w:tc>
           <w:tcPr>
-            <w:tcW w:type="dxa" w:w="1608"/>
+            <w:tcW w:type="dxa" w:w="1632"/>
           </w:tcPr>
           <w:p>
             <w:r/>
@@ -5403,7 +5568,7 @@
         </w:tc>
         <w:tc>
           <w:tcPr>
-            <w:tcW w:type="dxa" w:w="1608"/>
+            <w:tcW w:type="dxa" w:w="1632"/>
           </w:tcPr>
           <w:p>
             <w:r/>
@@ -5421,7 +5586,7 @@
       <w:tr>
         <w:tc>
           <w:tcPr>
-            <w:tcW w:type="dxa" w:w="1608"/>
+            <w:tcW w:type="dxa" w:w="1632"/>
           </w:tcPr>
           <w:p>
             <w:r/>
@@ -5437,7 +5602,7 @@
         </w:tc>
         <w:tc>
           <w:tcPr>
-            <w:tcW w:type="dxa" w:w="1608"/>
+            <w:tcW w:type="dxa" w:w="1632"/>
           </w:tcPr>
           <w:p>
             <w:r/>
@@ -5453,7 +5618,7 @@
         </w:tc>
         <w:tc>
           <w:tcPr>
-            <w:tcW w:type="dxa" w:w="1608"/>
+            <w:tcW w:type="dxa" w:w="1632"/>
           </w:tcPr>
           <w:p>
             <w:r/>
@@ -5469,7 +5634,7 @@
         </w:tc>
         <w:tc>
           <w:tcPr>
-            <w:tcW w:type="dxa" w:w="1608"/>
+            <w:tcW w:type="dxa" w:w="1632"/>
           </w:tcPr>
           <w:p>
             <w:r/>
@@ -5485,7 +5650,7 @@
         </w:tc>
         <w:tc>
           <w:tcPr>
-            <w:tcW w:type="dxa" w:w="1608"/>
+            <w:tcW w:type="dxa" w:w="1632"/>
           </w:tcPr>
           <w:p>
             <w:r/>
@@ -5501,7 +5666,7 @@
         </w:tc>
         <w:tc>
           <w:tcPr>
-            <w:tcW w:type="dxa" w:w="1608"/>
+            <w:tcW w:type="dxa" w:w="1632"/>
           </w:tcPr>
           <w:p>
             <w:r/>
@@ -5519,7 +5684,7 @@
       <w:tr>
         <w:tc>
           <w:tcPr>
-            <w:tcW w:type="dxa" w:w="1608"/>
+            <w:tcW w:type="dxa" w:w="1632"/>
           </w:tcPr>
           <w:p>
             <w:r/>
@@ -5535,7 +5700,7 @@
         </w:tc>
         <w:tc>
           <w:tcPr>
-            <w:tcW w:type="dxa" w:w="1608"/>
+            <w:tcW w:type="dxa" w:w="1632"/>
           </w:tcPr>
           <w:p>
             <w:r/>
@@ -5551,7 +5716,7 @@
         </w:tc>
         <w:tc>
           <w:tcPr>
-            <w:tcW w:type="dxa" w:w="1608"/>
+            <w:tcW w:type="dxa" w:w="1632"/>
           </w:tcPr>
           <w:p>
             <w:r/>
@@ -5567,7 +5732,7 @@
         </w:tc>
         <w:tc>
           <w:tcPr>
-            <w:tcW w:type="dxa" w:w="1608"/>
+            <w:tcW w:type="dxa" w:w="1632"/>
           </w:tcPr>
           <w:p>
             <w:r/>
@@ -5583,7 +5748,7 @@
         </w:tc>
         <w:tc>
           <w:tcPr>
-            <w:tcW w:type="dxa" w:w="1608"/>
+            <w:tcW w:type="dxa" w:w="1632"/>
           </w:tcPr>
           <w:p>
             <w:r/>
@@ -5599,7 +5764,7 @@
         </w:tc>
         <w:tc>
           <w:tcPr>
-            <w:tcW w:type="dxa" w:w="1608"/>
+            <w:tcW w:type="dxa" w:w="1632"/>
           </w:tcPr>
           <w:p>
             <w:r/>
@@ -5617,7 +5782,7 @@
       <w:tr>
         <w:tc>
           <w:tcPr>
-            <w:tcW w:type="dxa" w:w="1608"/>
+            <w:tcW w:type="dxa" w:w="1632"/>
           </w:tcPr>
           <w:p>
             <w:r/>
@@ -5633,7 +5798,7 @@
         </w:tc>
         <w:tc>
           <w:tcPr>
-            <w:tcW w:type="dxa" w:w="1608"/>
+            <w:tcW w:type="dxa" w:w="1632"/>
           </w:tcPr>
           <w:p>
             <w:r/>
@@ -5649,7 +5814,7 @@
         </w:tc>
         <w:tc>
           <w:tcPr>
-            <w:tcW w:type="dxa" w:w="1608"/>
+            <w:tcW w:type="dxa" w:w="1632"/>
           </w:tcPr>
           <w:p>
             <w:r/>
@@ -5665,7 +5830,7 @@
         </w:tc>
         <w:tc>
           <w:tcPr>
-            <w:tcW w:type="dxa" w:w="1608"/>
+            <w:tcW w:type="dxa" w:w="1632"/>
           </w:tcPr>
           <w:p>
             <w:r/>
@@ -5681,7 +5846,7 @@
         </w:tc>
         <w:tc>
           <w:tcPr>
-            <w:tcW w:type="dxa" w:w="1608"/>
+            <w:tcW w:type="dxa" w:w="1632"/>
           </w:tcPr>
           <w:p>
             <w:r/>
@@ -5697,7 +5862,7 @@
         </w:tc>
         <w:tc>
           <w:tcPr>
-            <w:tcW w:type="dxa" w:w="1608"/>
+            <w:tcW w:type="dxa" w:w="1632"/>
           </w:tcPr>
           <w:p>
             <w:r/>
@@ -5751,6 +5916,59 @@
           <w:sz w:val="22"/>
         </w:rPr>
         <w:t>Pipeline steps: preprocessor -&gt; model</w:t>
+      </w:r>
+    </w:p>
+    <w:p>
+      <w:pPr>
+        <w:jc w:val="center"/>
+      </w:pPr>
+      <w:r>
+        <w:drawing>
+          <wp:inline xmlns:a="http://schemas.openxmlformats.org/drawingml/2006/main" xmlns:pic="http://schemas.openxmlformats.org/drawingml/2006/picture">
+            <wp:extent cx="5486400" cy="2707218"/>
+            <wp:docPr id="7" name="Picture 7"/>
+            <wp:cNvGraphicFramePr>
+              <a:graphicFrameLocks noChangeAspect="1"/>
+            </wp:cNvGraphicFramePr>
+            <a:graphic>
+              <a:graphicData uri="http://schemas.openxmlformats.org/drawingml/2006/picture">
+                <pic:pic>
+                  <pic:nvPicPr>
+                    <pic:cNvPr id="0" name="paper2_metrics.png"/>
+                    <pic:cNvPicPr/>
+                  </pic:nvPicPr>
+                  <pic:blipFill>
+                    <a:blip r:embed="rId15"/>
+                    <a:stretch>
+                      <a:fillRect/>
+                    </a:stretch>
+                  </pic:blipFill>
+                  <pic:spPr>
+                    <a:xfrm>
+                      <a:off x="0" y="0"/>
+                      <a:ext cx="5486400" cy="2707218"/>
+                    </a:xfrm>
+                    <a:prstGeom prst="rect"/>
+                  </pic:spPr>
+                </pic:pic>
+              </a:graphicData>
+            </a:graphic>
+          </wp:inline>
+        </w:drawing>
+      </w:r>
+    </w:p>
+    <w:p>
+      <w:pPr>
+        <w:spacing w:after="200"/>
+        <w:jc w:val="center"/>
+      </w:pPr>
+      <w:r>
+        <w:rPr>
+          <w:rFonts w:ascii="Calibri" w:hAnsi="Calibri" w:eastAsia="Calibri"/>
+          <w:b/>
+          <w:sz w:val="18"/>
+        </w:rPr>
+        <w:t>Figure 7. Paper 2 model comparison on Accuracy, Precision, Recall, and F1. Gradient Boosting is the selected production model.</w:t>
       </w:r>
     </w:p>
     <w:p>
@@ -5851,13 +6069,13 @@
         <w:tblLook w:firstColumn="1" w:firstRow="1" w:lastColumn="0" w:lastRow="0" w:noHBand="0" w:noVBand="1" w:val="04A0"/>
       </w:tblPr>
       <w:tblGrid>
-        <w:gridCol w:w="4824"/>
-        <w:gridCol w:w="4824"/>
+        <w:gridCol w:w="4896"/>
+        <w:gridCol w:w="4896"/>
       </w:tblGrid>
       <w:tr>
         <w:tc>
           <w:tcPr>
-            <w:tcW w:type="dxa" w:w="4824"/>
+            <w:tcW w:type="dxa" w:w="4896"/>
           </w:tcPr>
           <w:p>
             <w:r/>
@@ -5873,7 +6091,7 @@
         </w:tc>
         <w:tc>
           <w:tcPr>
-            <w:tcW w:type="dxa" w:w="4824"/>
+            <w:tcW w:type="dxa" w:w="4896"/>
           </w:tcPr>
           <w:p>
             <w:r/>
@@ -5891,7 +6109,7 @@
       <w:tr>
         <w:tc>
           <w:tcPr>
-            <w:tcW w:type="dxa" w:w="4824"/>
+            <w:tcW w:type="dxa" w:w="4896"/>
           </w:tcPr>
           <w:p>
             <w:r/>
@@ -5907,7 +6125,7 @@
         </w:tc>
         <w:tc>
           <w:tcPr>
-            <w:tcW w:type="dxa" w:w="4824"/>
+            <w:tcW w:type="dxa" w:w="4896"/>
           </w:tcPr>
           <w:p>
             <w:r/>
@@ -5925,7 +6143,7 @@
       <w:tr>
         <w:tc>
           <w:tcPr>
-            <w:tcW w:type="dxa" w:w="4824"/>
+            <w:tcW w:type="dxa" w:w="4896"/>
           </w:tcPr>
           <w:p>
             <w:r/>
@@ -5941,7 +6159,7 @@
         </w:tc>
         <w:tc>
           <w:tcPr>
-            <w:tcW w:type="dxa" w:w="4824"/>
+            <w:tcW w:type="dxa" w:w="4896"/>
           </w:tcPr>
           <w:p>
             <w:r/>
@@ -5959,7 +6177,7 @@
       <w:tr>
         <w:tc>
           <w:tcPr>
-            <w:tcW w:type="dxa" w:w="4824"/>
+            <w:tcW w:type="dxa" w:w="4896"/>
           </w:tcPr>
           <w:p>
             <w:r/>
@@ -5975,7 +6193,7 @@
         </w:tc>
         <w:tc>
           <w:tcPr>
-            <w:tcW w:type="dxa" w:w="4824"/>
+            <w:tcW w:type="dxa" w:w="4896"/>
           </w:tcPr>
           <w:p>
             <w:r/>
@@ -5993,7 +6211,7 @@
       <w:tr>
         <w:tc>
           <w:tcPr>
-            <w:tcW w:type="dxa" w:w="4824"/>
+            <w:tcW w:type="dxa" w:w="4896"/>
           </w:tcPr>
           <w:p>
             <w:r/>
@@ -6009,7 +6227,7 @@
         </w:tc>
         <w:tc>
           <w:tcPr>
-            <w:tcW w:type="dxa" w:w="4824"/>
+            <w:tcW w:type="dxa" w:w="4896"/>
           </w:tcPr>
           <w:p>
             <w:r/>
@@ -6027,7 +6245,7 @@
       <w:tr>
         <w:tc>
           <w:tcPr>
-            <w:tcW w:type="dxa" w:w="4824"/>
+            <w:tcW w:type="dxa" w:w="4896"/>
           </w:tcPr>
           <w:p>
             <w:r/>
@@ -6043,7 +6261,7 @@
         </w:tc>
         <w:tc>
           <w:tcPr>
-            <w:tcW w:type="dxa" w:w="4824"/>
+            <w:tcW w:type="dxa" w:w="4896"/>
           </w:tcPr>
           <w:p>
             <w:r/>
@@ -6080,15 +6298,15 @@
         <w:tblLook w:firstColumn="1" w:firstRow="1" w:lastColumn="0" w:lastRow="0" w:noHBand="0" w:noVBand="1" w:val="04A0"/>
       </w:tblPr>
       <w:tblGrid>
-        <w:gridCol w:w="2412"/>
-        <w:gridCol w:w="2412"/>
-        <w:gridCol w:w="2412"/>
-        <w:gridCol w:w="2412"/>
+        <w:gridCol w:w="2448"/>
+        <w:gridCol w:w="2448"/>
+        <w:gridCol w:w="2448"/>
+        <w:gridCol w:w="2448"/>
       </w:tblGrid>
       <w:tr>
         <w:tc>
           <w:tcPr>
-            <w:tcW w:type="dxa" w:w="2412"/>
+            <w:tcW w:type="dxa" w:w="2448"/>
           </w:tcPr>
           <w:p>
             <w:r/>
@@ -6104,7 +6322,7 @@
         </w:tc>
         <w:tc>
           <w:tcPr>
-            <w:tcW w:type="dxa" w:w="2412"/>
+            <w:tcW w:type="dxa" w:w="2448"/>
           </w:tcPr>
           <w:p>
             <w:r/>
@@ -6120,7 +6338,7 @@
         </w:tc>
         <w:tc>
           <w:tcPr>
-            <w:tcW w:type="dxa" w:w="2412"/>
+            <w:tcW w:type="dxa" w:w="2448"/>
           </w:tcPr>
           <w:p>
             <w:r/>
@@ -6136,7 +6354,7 @@
         </w:tc>
         <w:tc>
           <w:tcPr>
-            <w:tcW w:type="dxa" w:w="2412"/>
+            <w:tcW w:type="dxa" w:w="2448"/>
           </w:tcPr>
           <w:p>
             <w:r/>
@@ -6154,7 +6372,7 @@
       <w:tr>
         <w:tc>
           <w:tcPr>
-            <w:tcW w:type="dxa" w:w="2412"/>
+            <w:tcW w:type="dxa" w:w="2448"/>
           </w:tcPr>
           <w:p>
             <w:r/>
@@ -6170,7 +6388,7 @@
         </w:tc>
         <w:tc>
           <w:tcPr>
-            <w:tcW w:type="dxa" w:w="2412"/>
+            <w:tcW w:type="dxa" w:w="2448"/>
           </w:tcPr>
           <w:p>
             <w:r/>
@@ -6186,7 +6404,7 @@
         </w:tc>
         <w:tc>
           <w:tcPr>
-            <w:tcW w:type="dxa" w:w="2412"/>
+            <w:tcW w:type="dxa" w:w="2448"/>
           </w:tcPr>
           <w:p>
             <w:r/>
@@ -6202,7 +6420,7 @@
         </w:tc>
         <w:tc>
           <w:tcPr>
-            <w:tcW w:type="dxa" w:w="2412"/>
+            <w:tcW w:type="dxa" w:w="2448"/>
           </w:tcPr>
           <w:p>
             <w:r/>
@@ -6220,7 +6438,7 @@
       <w:tr>
         <w:tc>
           <w:tcPr>
-            <w:tcW w:type="dxa" w:w="2412"/>
+            <w:tcW w:type="dxa" w:w="2448"/>
           </w:tcPr>
           <w:p>
             <w:r/>
@@ -6236,7 +6454,7 @@
         </w:tc>
         <w:tc>
           <w:tcPr>
-            <w:tcW w:type="dxa" w:w="2412"/>
+            <w:tcW w:type="dxa" w:w="2448"/>
           </w:tcPr>
           <w:p>
             <w:r/>
@@ -6252,7 +6470,7 @@
         </w:tc>
         <w:tc>
           <w:tcPr>
-            <w:tcW w:type="dxa" w:w="2412"/>
+            <w:tcW w:type="dxa" w:w="2448"/>
           </w:tcPr>
           <w:p>
             <w:r/>
@@ -6268,7 +6486,7 @@
         </w:tc>
         <w:tc>
           <w:tcPr>
-            <w:tcW w:type="dxa" w:w="2412"/>
+            <w:tcW w:type="dxa" w:w="2448"/>
           </w:tcPr>
           <w:p>
             <w:r/>
@@ -6286,7 +6504,7 @@
       <w:tr>
         <w:tc>
           <w:tcPr>
-            <w:tcW w:type="dxa" w:w="2412"/>
+            <w:tcW w:type="dxa" w:w="2448"/>
           </w:tcPr>
           <w:p>
             <w:r/>
@@ -6302,7 +6520,7 @@
         </w:tc>
         <w:tc>
           <w:tcPr>
-            <w:tcW w:type="dxa" w:w="2412"/>
+            <w:tcW w:type="dxa" w:w="2448"/>
           </w:tcPr>
           <w:p>
             <w:r/>
@@ -6318,7 +6536,7 @@
         </w:tc>
         <w:tc>
           <w:tcPr>
-            <w:tcW w:type="dxa" w:w="2412"/>
+            <w:tcW w:type="dxa" w:w="2448"/>
           </w:tcPr>
           <w:p>
             <w:r/>
@@ -6334,7 +6552,7 @@
         </w:tc>
         <w:tc>
           <w:tcPr>
-            <w:tcW w:type="dxa" w:w="2412"/>
+            <w:tcW w:type="dxa" w:w="2448"/>
           </w:tcPr>
           <w:p>
             <w:r/>
@@ -6352,7 +6570,7 @@
       <w:tr>
         <w:tc>
           <w:tcPr>
-            <w:tcW w:type="dxa" w:w="2412"/>
+            <w:tcW w:type="dxa" w:w="2448"/>
           </w:tcPr>
           <w:p>
             <w:r/>
@@ -6368,7 +6586,7 @@
         </w:tc>
         <w:tc>
           <w:tcPr>
-            <w:tcW w:type="dxa" w:w="2412"/>
+            <w:tcW w:type="dxa" w:w="2448"/>
           </w:tcPr>
           <w:p>
             <w:r/>
@@ -6384,7 +6602,7 @@
         </w:tc>
         <w:tc>
           <w:tcPr>
-            <w:tcW w:type="dxa" w:w="2412"/>
+            <w:tcW w:type="dxa" w:w="2448"/>
           </w:tcPr>
           <w:p>
             <w:r/>
@@ -6400,7 +6618,7 @@
         </w:tc>
         <w:tc>
           <w:tcPr>
-            <w:tcW w:type="dxa" w:w="2412"/>
+            <w:tcW w:type="dxa" w:w="2448"/>
           </w:tcPr>
           <w:p>
             <w:r/>
@@ -6418,7 +6636,7 @@
       <w:tr>
         <w:tc>
           <w:tcPr>
-            <w:tcW w:type="dxa" w:w="2412"/>
+            <w:tcW w:type="dxa" w:w="2448"/>
           </w:tcPr>
           <w:p>
             <w:r/>
@@ -6434,7 +6652,7 @@
         </w:tc>
         <w:tc>
           <w:tcPr>
-            <w:tcW w:type="dxa" w:w="2412"/>
+            <w:tcW w:type="dxa" w:w="2448"/>
           </w:tcPr>
           <w:p>
             <w:r/>
@@ -6450,7 +6668,7 @@
         </w:tc>
         <w:tc>
           <w:tcPr>
-            <w:tcW w:type="dxa" w:w="2412"/>
+            <w:tcW w:type="dxa" w:w="2448"/>
           </w:tcPr>
           <w:p>
             <w:r/>
@@ -6466,7 +6684,7 @@
         </w:tc>
         <w:tc>
           <w:tcPr>
-            <w:tcW w:type="dxa" w:w="2412"/>
+            <w:tcW w:type="dxa" w:w="2448"/>
           </w:tcPr>
           <w:p>
             <w:r/>
@@ -6484,7 +6702,7 @@
       <w:tr>
         <w:tc>
           <w:tcPr>
-            <w:tcW w:type="dxa" w:w="2412"/>
+            <w:tcW w:type="dxa" w:w="2448"/>
           </w:tcPr>
           <w:p>
             <w:r/>
@@ -6500,7 +6718,7 @@
         </w:tc>
         <w:tc>
           <w:tcPr>
-            <w:tcW w:type="dxa" w:w="2412"/>
+            <w:tcW w:type="dxa" w:w="2448"/>
           </w:tcPr>
           <w:p>
             <w:r/>
@@ -6516,7 +6734,7 @@
         </w:tc>
         <w:tc>
           <w:tcPr>
-            <w:tcW w:type="dxa" w:w="2412"/>
+            <w:tcW w:type="dxa" w:w="2448"/>
           </w:tcPr>
           <w:p>
             <w:r/>
@@ -6532,7 +6750,7 @@
         </w:tc>
         <w:tc>
           <w:tcPr>
-            <w:tcW w:type="dxa" w:w="2412"/>
+            <w:tcW w:type="dxa" w:w="2448"/>
           </w:tcPr>
           <w:p>
             <w:r/>
@@ -6564,15 +6782,55 @@
     </w:p>
     <w:p>
       <w:pPr>
-        <w:spacing w:after="120"/>
+        <w:jc w:val="center"/>
+      </w:pPr>
+      <w:r>
+        <w:drawing>
+          <wp:inline xmlns:a="http://schemas.openxmlformats.org/drawingml/2006/main" xmlns:pic="http://schemas.openxmlformats.org/drawingml/2006/picture">
+            <wp:extent cx="5303520" cy="3164961"/>
+            <wp:docPr id="8" name="Picture 8"/>
+            <wp:cNvGraphicFramePr>
+              <a:graphicFrameLocks noChangeAspect="1"/>
+            </wp:cNvGraphicFramePr>
+            <a:graphic>
+              <a:graphicData uri="http://schemas.openxmlformats.org/drawingml/2006/picture">
+                <pic:pic>
+                  <pic:nvPicPr>
+                    <pic:cNvPr id="0" name="ablation_results.png"/>
+                    <pic:cNvPicPr/>
+                  </pic:nvPicPr>
+                  <pic:blipFill>
+                    <a:blip r:embed="rId16"/>
+                    <a:stretch>
+                      <a:fillRect/>
+                    </a:stretch>
+                  </pic:blipFill>
+                  <pic:spPr>
+                    <a:xfrm>
+                      <a:off x="0" y="0"/>
+                      <a:ext cx="5303520" cy="3164961"/>
+                    </a:xfrm>
+                    <a:prstGeom prst="rect"/>
+                  </pic:spPr>
+                </pic:pic>
+              </a:graphicData>
+            </a:graphic>
+          </wp:inline>
+        </w:drawing>
+      </w:r>
+    </w:p>
+    <w:p>
+      <w:pPr>
+        <w:spacing w:after="200"/>
+        <w:jc w:val="center"/>
       </w:pPr>
       <w:r>
         <w:rPr>
           <w:rFonts w:ascii="Calibri" w:hAnsi="Calibri" w:eastAsia="Calibri"/>
-          <w:b w:val="0"/>
-          <w:sz w:val="22"/>
+          <w:b/>
+          <w:sz w:val="18"/>
         </w:rPr>
-        <w:t>Outputs: results_ablation/ablation_results.csv and results_ablation/ablation_results.png</w:t>
+        <w:t>Figure 8. Ablation study F1-score drop when each feature group is removed from the Gradient Boosting model.</w:t>
       </w:r>
     </w:p>
     <w:p>
@@ -6694,15 +6952,108 @@
     </w:p>
     <w:p>
       <w:pPr>
-        <w:spacing w:after="120"/>
+        <w:jc w:val="center"/>
+      </w:pPr>
+      <w:r>
+        <w:drawing>
+          <wp:inline xmlns:a="http://schemas.openxmlformats.org/drawingml/2006/main" xmlns:pic="http://schemas.openxmlformats.org/drawingml/2006/picture">
+            <wp:extent cx="5577840" cy="6589438"/>
+            <wp:docPr id="9" name="Picture 9"/>
+            <wp:cNvGraphicFramePr>
+              <a:graphicFrameLocks noChangeAspect="1"/>
+            </wp:cNvGraphicFramePr>
+            <a:graphic>
+              <a:graphicData uri="http://schemas.openxmlformats.org/drawingml/2006/picture">
+                <pic:pic>
+                  <pic:nvPicPr>
+                    <pic:cNvPr id="0" name="shap_summary.png"/>
+                    <pic:cNvPicPr/>
+                  </pic:nvPicPr>
+                  <pic:blipFill>
+                    <a:blip r:embed="rId17"/>
+                    <a:stretch>
+                      <a:fillRect/>
+                    </a:stretch>
+                  </pic:blipFill>
+                  <pic:spPr>
+                    <a:xfrm>
+                      <a:off x="0" y="0"/>
+                      <a:ext cx="5577840" cy="6589438"/>
+                    </a:xfrm>
+                    <a:prstGeom prst="rect"/>
+                  </pic:spPr>
+                </pic:pic>
+              </a:graphicData>
+            </a:graphic>
+          </wp:inline>
+        </w:drawing>
+      </w:r>
+    </w:p>
+    <w:p>
+      <w:pPr>
+        <w:spacing w:after="200"/>
+        <w:jc w:val="center"/>
       </w:pPr>
       <w:r>
         <w:rPr>
           <w:rFonts w:ascii="Calibri" w:hAnsi="Calibri" w:eastAsia="Calibri"/>
-          <w:b w:val="0"/>
-          <w:sz w:val="22"/>
+          <w:b/>
+          <w:sz w:val="18"/>
         </w:rPr>
-        <w:t>Top global drivers (from summary plot): transitional phase Last 5 months, researched flags, budget/academic composites, budget midpoint / low-budget indicators.</w:t>
+        <w:t>Figure 9. Global SHAP summary (beeswarm) for the Paper 2 Gradient Boosting model. Top drivers include transitional phase, researched status, and budget-related features.</w:t>
+      </w:r>
+    </w:p>
+    <w:p>
+      <w:pPr>
+        <w:jc w:val="center"/>
+      </w:pPr>
+      <w:r>
+        <w:drawing>
+          <wp:inline xmlns:a="http://schemas.openxmlformats.org/drawingml/2006/main" xmlns:pic="http://schemas.openxmlformats.org/drawingml/2006/picture">
+            <wp:extent cx="5303520" cy="5572766"/>
+            <wp:docPr id="10" name="Picture 10"/>
+            <wp:cNvGraphicFramePr>
+              <a:graphicFrameLocks noChangeAspect="1"/>
+            </wp:cNvGraphicFramePr>
+            <a:graphic>
+              <a:graphicData uri="http://schemas.openxmlformats.org/drawingml/2006/picture">
+                <pic:pic>
+                  <pic:nvPicPr>
+                    <pic:cNvPr id="0" name="shap_waterfall_test_5493.png"/>
+                    <pic:cNvPicPr/>
+                  </pic:nvPicPr>
+                  <pic:blipFill>
+                    <a:blip r:embed="rId18"/>
+                    <a:stretch>
+                      <a:fillRect/>
+                    </a:stretch>
+                  </pic:blipFill>
+                  <pic:spPr>
+                    <a:xfrm>
+                      <a:off x="0" y="0"/>
+                      <a:ext cx="5303520" cy="5572766"/>
+                    </a:xfrm>
+                    <a:prstGeom prst="rect"/>
+                  </pic:spPr>
+                </pic:pic>
+              </a:graphicData>
+            </a:graphic>
+          </wp:inline>
+        </w:drawing>
+      </w:r>
+    </w:p>
+    <w:p>
+      <w:pPr>
+        <w:spacing w:after="200"/>
+        <w:jc w:val="center"/>
+      </w:pPr>
+      <w:r>
+        <w:rPr>
+          <w:rFonts w:ascii="Calibri" w:hAnsi="Calibri" w:eastAsia="Calibri"/>
+          <w:b/>
+          <w:sz w:val="18"/>
+        </w:rPr>
+        <w:t>Figure 10. Local SHAP waterfall for one held-out test student (test_5493), showing which factors pushed the prediction up or down.</w:t>
       </w:r>
     </w:p>
     <w:p>
@@ -6738,13 +7089,13 @@
         <w:tblLook w:firstColumn="1" w:firstRow="1" w:lastColumn="0" w:lastRow="0" w:noHBand="0" w:noVBand="1" w:val="04A0"/>
       </w:tblPr>
       <w:tblGrid>
-        <w:gridCol w:w="4824"/>
-        <w:gridCol w:w="4824"/>
+        <w:gridCol w:w="4896"/>
+        <w:gridCol w:w="4896"/>
       </w:tblGrid>
       <w:tr>
         <w:tc>
           <w:tcPr>
-            <w:tcW w:type="dxa" w:w="4824"/>
+            <w:tcW w:type="dxa" w:w="4896"/>
           </w:tcPr>
           <w:p>
             <w:r/>
@@ -6760,7 +7111,7 @@
         </w:tc>
         <w:tc>
           <w:tcPr>
-            <w:tcW w:type="dxa" w:w="4824"/>
+            <w:tcW w:type="dxa" w:w="4896"/>
           </w:tcPr>
           <w:p>
             <w:r/>
@@ -6778,7 +7129,7 @@
       <w:tr>
         <w:tc>
           <w:tcPr>
-            <w:tcW w:type="dxa" w:w="4824"/>
+            <w:tcW w:type="dxa" w:w="4896"/>
           </w:tcPr>
           <w:p>
             <w:r/>
@@ -6794,7 +7145,7 @@
         </w:tc>
         <w:tc>
           <w:tcPr>
-            <w:tcW w:type="dxa" w:w="4824"/>
+            <w:tcW w:type="dxa" w:w="4896"/>
           </w:tcPr>
           <w:p>
             <w:r/>
@@ -6812,7 +7163,7 @@
       <w:tr>
         <w:tc>
           <w:tcPr>
-            <w:tcW w:type="dxa" w:w="4824"/>
+            <w:tcW w:type="dxa" w:w="4896"/>
           </w:tcPr>
           <w:p>
             <w:r/>
@@ -6828,7 +7179,7 @@
         </w:tc>
         <w:tc>
           <w:tcPr>
-            <w:tcW w:type="dxa" w:w="4824"/>
+            <w:tcW w:type="dxa" w:w="4896"/>
           </w:tcPr>
           <w:p>
             <w:r/>
@@ -6846,7 +7197,7 @@
       <w:tr>
         <w:tc>
           <w:tcPr>
-            <w:tcW w:type="dxa" w:w="4824"/>
+            <w:tcW w:type="dxa" w:w="4896"/>
           </w:tcPr>
           <w:p>
             <w:r/>
@@ -6862,7 +7213,7 @@
         </w:tc>
         <w:tc>
           <w:tcPr>
-            <w:tcW w:type="dxa" w:w="4824"/>
+            <w:tcW w:type="dxa" w:w="4896"/>
           </w:tcPr>
           <w:p>
             <w:r/>
@@ -7097,20 +7448,7 @@
           <w:b w:val="0"/>
           <w:sz w:val="22"/>
         </w:rPr>
-        <w:t>Run command:</w:t>
-      </w:r>
-    </w:p>
-    <w:p>
-      <w:pPr>
-        <w:spacing w:after="120"/>
-      </w:pPr>
-      <w:r>
-        <w:rPr>
-          <w:rFonts w:ascii="Calibri" w:hAnsi="Calibri" w:eastAsia="Calibri"/>
-          <w:b w:val="0"/>
-          <w:sz w:val="22"/>
-        </w:rPr>
-        <w:t>streamlit run 07_dss_app.py</w:t>
+        <w:t>Run command: streamlit run 07_dss_app.py</w:t>
       </w:r>
     </w:p>
     <w:p>
@@ -7188,7 +7526,7 @@
           <w:b w:val="0"/>
           <w:sz w:val="22"/>
         </w:rPr>
-        <w:t>Critical: the project .venv is Python 3.14 + sklearn 1.9 and cannot deserialize the GB artifact (_loss / version mismatch). Use Anaconda Python 3.13 (or recreate a 3.10-3.13 env from requirements). Verified GB test accuracy after pinning: 0.9125.</w:t>
+        <w:t>Critical: the project .venv is Python 3.14 + sklearn 1.9 and cannot deserialize the GB artifact. Use Anaconda Python 3.13 (or recreate a 3.10-3.13 env from requirements). Verified GB test accuracy after pinning: 0.9125.</w:t>
       </w:r>
     </w:p>
     <w:p>
@@ -7341,6 +7679,19 @@
       <w:r>
         <w:rPr>
           <w:rFonts w:ascii="Calibri" w:hAnsi="Calibri" w:eastAsia="Calibri"/>
+          <w:b w:val="0"/>
+          <w:sz w:val="22"/>
+        </w:rPr>
+        <w:t>- Embedded example graphs in this report</w:t>
+      </w:r>
+    </w:p>
+    <w:p>
+      <w:pPr>
+        <w:spacing w:after="120"/>
+      </w:pPr>
+      <w:r>
+        <w:rPr>
+          <w:rFonts w:ascii="Calibri" w:hAnsi="Calibri" w:eastAsia="Calibri"/>
           <w:b/>
           <w:sz w:val="22"/>
         </w:rPr>
@@ -7419,13 +7770,13 @@
         <w:tblLook w:firstColumn="1" w:firstRow="1" w:lastColumn="0" w:lastRow="0" w:noHBand="0" w:noVBand="1" w:val="04A0"/>
       </w:tblPr>
       <w:tblGrid>
-        <w:gridCol w:w="4824"/>
-        <w:gridCol w:w="4824"/>
+        <w:gridCol w:w="4896"/>
+        <w:gridCol w:w="4896"/>
       </w:tblGrid>
       <w:tr>
         <w:tc>
           <w:tcPr>
-            <w:tcW w:type="dxa" w:w="4824"/>
+            <w:tcW w:type="dxa" w:w="4896"/>
           </w:tcPr>
           <w:p>
             <w:r/>
@@ -7441,7 +7792,7 @@
         </w:tc>
         <w:tc>
           <w:tcPr>
-            <w:tcW w:type="dxa" w:w="4824"/>
+            <w:tcW w:type="dxa" w:w="4896"/>
           </w:tcPr>
           <w:p>
             <w:r/>
@@ -7459,7 +7810,7 @@
       <w:tr>
         <w:tc>
           <w:tcPr>
-            <w:tcW w:type="dxa" w:w="4824"/>
+            <w:tcW w:type="dxa" w:w="4896"/>
           </w:tcPr>
           <w:p>
             <w:r/>
@@ -7475,7 +7826,7 @@
         </w:tc>
         <w:tc>
           <w:tcPr>
-            <w:tcW w:type="dxa" w:w="4824"/>
+            <w:tcW w:type="dxa" w:w="4896"/>
           </w:tcPr>
           <w:p>
             <w:r/>
@@ -7493,7 +7844,7 @@
       <w:tr>
         <w:tc>
           <w:tcPr>
-            <w:tcW w:type="dxa" w:w="4824"/>
+            <w:tcW w:type="dxa" w:w="4896"/>
           </w:tcPr>
           <w:p>
             <w:r/>
@@ -7509,7 +7860,7 @@
         </w:tc>
         <w:tc>
           <w:tcPr>
-            <w:tcW w:type="dxa" w:w="4824"/>
+            <w:tcW w:type="dxa" w:w="4896"/>
           </w:tcPr>
           <w:p>
             <w:r/>
@@ -7527,7 +7878,7 @@
       <w:tr>
         <w:tc>
           <w:tcPr>
-            <w:tcW w:type="dxa" w:w="4824"/>
+            <w:tcW w:type="dxa" w:w="4896"/>
           </w:tcPr>
           <w:p>
             <w:r/>
@@ -7543,7 +7894,7 @@
         </w:tc>
         <w:tc>
           <w:tcPr>
-            <w:tcW w:type="dxa" w:w="4824"/>
+            <w:tcW w:type="dxa" w:w="4896"/>
           </w:tcPr>
           <w:p>
             <w:r/>
@@ -7561,7 +7912,7 @@
       <w:tr>
         <w:tc>
           <w:tcPr>
-            <w:tcW w:type="dxa" w:w="4824"/>
+            <w:tcW w:type="dxa" w:w="4896"/>
           </w:tcPr>
           <w:p>
             <w:r/>
@@ -7577,7 +7928,7 @@
         </w:tc>
         <w:tc>
           <w:tcPr>
-            <w:tcW w:type="dxa" w:w="4824"/>
+            <w:tcW w:type="dxa" w:w="4896"/>
           </w:tcPr>
           <w:p>
             <w:r/>
@@ -7595,7 +7946,7 @@
       <w:tr>
         <w:tc>
           <w:tcPr>
-            <w:tcW w:type="dxa" w:w="4824"/>
+            <w:tcW w:type="dxa" w:w="4896"/>
           </w:tcPr>
           <w:p>
             <w:r/>
@@ -7611,7 +7962,7 @@
         </w:tc>
         <w:tc>
           <w:tcPr>
-            <w:tcW w:type="dxa" w:w="4824"/>
+            <w:tcW w:type="dxa" w:w="4896"/>
           </w:tcPr>
           <w:p>
             <w:r/>
@@ -7629,7 +7980,7 @@
       <w:tr>
         <w:tc>
           <w:tcPr>
-            <w:tcW w:type="dxa" w:w="4824"/>
+            <w:tcW w:type="dxa" w:w="4896"/>
           </w:tcPr>
           <w:p>
             <w:r/>
@@ -7645,7 +7996,7 @@
         </w:tc>
         <w:tc>
           <w:tcPr>
-            <w:tcW w:type="dxa" w:w="4824"/>
+            <w:tcW w:type="dxa" w:w="4896"/>
           </w:tcPr>
           <w:p>
             <w:r/>
@@ -7663,7 +8014,7 @@
       <w:tr>
         <w:tc>
           <w:tcPr>
-            <w:tcW w:type="dxa" w:w="4824"/>
+            <w:tcW w:type="dxa" w:w="4896"/>
           </w:tcPr>
           <w:p>
             <w:r/>
@@ -7679,7 +8030,7 @@
         </w:tc>
         <w:tc>
           <w:tcPr>
-            <w:tcW w:type="dxa" w:w="4824"/>
+            <w:tcW w:type="dxa" w:w="4896"/>
           </w:tcPr>
           <w:p>
             <w:r/>
@@ -7697,7 +8048,7 @@
       <w:tr>
         <w:tc>
           <w:tcPr>
-            <w:tcW w:type="dxa" w:w="4824"/>
+            <w:tcW w:type="dxa" w:w="4896"/>
           </w:tcPr>
           <w:p>
             <w:r/>
@@ -7713,7 +8064,7 @@
         </w:tc>
         <w:tc>
           <w:tcPr>
-            <w:tcW w:type="dxa" w:w="4824"/>
+            <w:tcW w:type="dxa" w:w="4896"/>
           </w:tcPr>
           <w:p>
             <w:r/>
@@ -7731,7 +8082,7 @@
       <w:tr>
         <w:tc>
           <w:tcPr>
-            <w:tcW w:type="dxa" w:w="4824"/>
+            <w:tcW w:type="dxa" w:w="4896"/>
           </w:tcPr>
           <w:p>
             <w:r/>
@@ -7747,7 +8098,7 @@
         </w:tc>
         <w:tc>
           <w:tcPr>
-            <w:tcW w:type="dxa" w:w="4824"/>
+            <w:tcW w:type="dxa" w:w="4896"/>
           </w:tcPr>
           <w:p>
             <w:r/>
@@ -7765,7 +8116,7 @@
       <w:tr>
         <w:tc>
           <w:tcPr>
-            <w:tcW w:type="dxa" w:w="4824"/>
+            <w:tcW w:type="dxa" w:w="4896"/>
           </w:tcPr>
           <w:p>
             <w:r/>
@@ -7781,7 +8132,7 @@
         </w:tc>
         <w:tc>
           <w:tcPr>
-            <w:tcW w:type="dxa" w:w="4824"/>
+            <w:tcW w:type="dxa" w:w="4896"/>
           </w:tcPr>
           <w:p>
             <w:r/>
@@ -7799,7 +8150,7 @@
       <w:tr>
         <w:tc>
           <w:tcPr>
-            <w:tcW w:type="dxa" w:w="4824"/>
+            <w:tcW w:type="dxa" w:w="4896"/>
           </w:tcPr>
           <w:p>
             <w:r/>
@@ -7815,7 +8166,7 @@
         </w:tc>
         <w:tc>
           <w:tcPr>
-            <w:tcW w:type="dxa" w:w="4824"/>
+            <w:tcW w:type="dxa" w:w="4896"/>
           </w:tcPr>
           <w:p>
             <w:r/>
@@ -7833,7 +8184,7 @@
       <w:tr>
         <w:tc>
           <w:tcPr>
-            <w:tcW w:type="dxa" w:w="4824"/>
+            <w:tcW w:type="dxa" w:w="4896"/>
           </w:tcPr>
           <w:p>
             <w:r/>
@@ -7849,7 +8200,7 @@
         </w:tc>
         <w:tc>
           <w:tcPr>
-            <w:tcW w:type="dxa" w:w="4824"/>
+            <w:tcW w:type="dxa" w:w="4896"/>
           </w:tcPr>
           <w:p>
             <w:r/>
@@ -7867,7 +8218,7 @@
       <w:tr>
         <w:tc>
           <w:tcPr>
-            <w:tcW w:type="dxa" w:w="4824"/>
+            <w:tcW w:type="dxa" w:w="4896"/>
           </w:tcPr>
           <w:p>
             <w:r/>
@@ -7883,7 +8234,7 @@
         </w:tc>
         <w:tc>
           <w:tcPr>
-            <w:tcW w:type="dxa" w:w="4824"/>
+            <w:tcW w:type="dxa" w:w="4896"/>
           </w:tcPr>
           <w:p>
             <w:r/>
@@ -7900,9 +8251,152 @@
       </w:tr>
     </w:tbl>
     <w:p/>
+    <w:p>
+      <w:pPr>
+        <w:pStyle w:val="Heading1"/>
+      </w:pPr>
+      <w:r>
+        <w:rPr>
+          <w:rFonts w:ascii="Calibri" w:hAnsi="Calibri" w:eastAsia="Calibri"/>
+          <w:b/>
+          <w:sz w:val="32"/>
+        </w:rPr>
+        <w:t>17. Figure Index</w:t>
+      </w:r>
+    </w:p>
+    <w:p>
+      <w:pPr>
+        <w:spacing w:after="120"/>
+      </w:pPr>
+      <w:r>
+        <w:rPr>
+          <w:rFonts w:ascii="Calibri" w:hAnsi="Calibri" w:eastAsia="Calibri"/>
+          <w:b w:val="0"/>
+          <w:sz w:val="22"/>
+        </w:rPr>
+        <w:t>Figure 1. Class balance (Datasets/report_figures/class_balance.png)</w:t>
+      </w:r>
+    </w:p>
+    <w:p>
+      <w:pPr>
+        <w:spacing w:after="120"/>
+      </w:pPr>
+      <w:r>
+        <w:rPr>
+          <w:rFonts w:ascii="Calibri" w:hAnsi="Calibri" w:eastAsia="Calibri"/>
+          <w:b w:val="0"/>
+          <w:sz w:val="22"/>
+        </w:rPr>
+        <w:t>Figure 2. Continuation by phase (Datasets/report_figures/continuation_by_phase.png)</w:t>
+      </w:r>
+    </w:p>
+    <w:p>
+      <w:pPr>
+        <w:spacing w:after="120"/>
+      </w:pPr>
+      <w:r>
+        <w:rPr>
+          <w:rFonts w:ascii="Calibri" w:hAnsi="Calibri" w:eastAsia="Calibri"/>
+          <w:b w:val="0"/>
+          <w:sz w:val="22"/>
+        </w:rPr>
+        <w:t>Figure 3. Legacy ROC curve (Datasets/roc_curve_comparison.png)</w:t>
+      </w:r>
+    </w:p>
+    <w:p>
+      <w:pPr>
+        <w:spacing w:after="120"/>
+      </w:pPr>
+      <w:r>
+        <w:rPr>
+          <w:rFonts w:ascii="Calibri" w:hAnsi="Calibri" w:eastAsia="Calibri"/>
+          <w:b w:val="0"/>
+          <w:sz w:val="22"/>
+        </w:rPr>
+        <w:t>Figure 4. Legacy LR confusion matrix (Datasets/lr_confusion_matrix.png)</w:t>
+      </w:r>
+    </w:p>
+    <w:p>
+      <w:pPr>
+        <w:spacing w:after="120"/>
+      </w:pPr>
+      <w:r>
+        <w:rPr>
+          <w:rFonts w:ascii="Calibri" w:hAnsi="Calibri" w:eastAsia="Calibri"/>
+          <w:b w:val="0"/>
+          <w:sz w:val="22"/>
+        </w:rPr>
+        <w:t>Figure 5. Legacy RF confusion matrix (Datasets/rf_confusion_matrix.png)</w:t>
+      </w:r>
+    </w:p>
+    <w:p>
+      <w:pPr>
+        <w:spacing w:after="120"/>
+      </w:pPr>
+      <w:r>
+        <w:rPr>
+          <w:rFonts w:ascii="Calibri" w:hAnsi="Calibri" w:eastAsia="Calibri"/>
+          <w:b w:val="0"/>
+          <w:sz w:val="22"/>
+        </w:rPr>
+        <w:t>Figure 6. Paper 1 threshold effect (Datasets/report_figures/paper1_threshold_effect.png)</w:t>
+      </w:r>
+    </w:p>
+    <w:p>
+      <w:pPr>
+        <w:spacing w:after="120"/>
+      </w:pPr>
+      <w:r>
+        <w:rPr>
+          <w:rFonts w:ascii="Calibri" w:hAnsi="Calibri" w:eastAsia="Calibri"/>
+          <w:b w:val="0"/>
+          <w:sz w:val="22"/>
+        </w:rPr>
+        <w:t>Figure 7. Paper 2 metrics (Datasets/report_figures/paper2_metrics.png)</w:t>
+      </w:r>
+    </w:p>
+    <w:p>
+      <w:pPr>
+        <w:spacing w:after="120"/>
+      </w:pPr>
+      <w:r>
+        <w:rPr>
+          <w:rFonts w:ascii="Calibri" w:hAnsi="Calibri" w:eastAsia="Calibri"/>
+          <w:b w:val="0"/>
+          <w:sz w:val="22"/>
+        </w:rPr>
+        <w:t>Figure 8. Ablation F1 drop (results_ablation/ablation_results.png)</w:t>
+      </w:r>
+    </w:p>
+    <w:p>
+      <w:pPr>
+        <w:spacing w:after="120"/>
+      </w:pPr>
+      <w:r>
+        <w:rPr>
+          <w:rFonts w:ascii="Calibri" w:hAnsi="Calibri" w:eastAsia="Calibri"/>
+          <w:b w:val="0"/>
+          <w:sz w:val="22"/>
+        </w:rPr>
+        <w:t>Figure 9. Global SHAP summary (results_xai/shap_summary.png)</w:t>
+      </w:r>
+    </w:p>
+    <w:p>
+      <w:pPr>
+        <w:spacing w:after="120"/>
+      </w:pPr>
+      <w:r>
+        <w:rPr>
+          <w:rFonts w:ascii="Calibri" w:hAnsi="Calibri" w:eastAsia="Calibri"/>
+          <w:b w:val="0"/>
+          <w:sz w:val="22"/>
+        </w:rPr>
+        <w:t>Figure 10. Local SHAP waterfall (results_xai/shap_waterfall_test_5493.png)</w:t>
+      </w:r>
+    </w:p>
     <w:sectPr>
       <w:pgSz w:w="12240" w:h="15840"/>
-      <w:pgMar w:top="1152" w:right="1296" w:bottom="1152" w:left="1296" w:header="720" w:footer="720" w:gutter="0"/>
+      <w:pgMar w:top="1080" w:right="1224" w:bottom="1080" w:left="1224" w:header="720" w:footer="720" w:gutter="0"/>
       <w:cols w:space="720"/>
       <w:docGrid w:linePitch="360"/>
     </w:sectPr>
